--- a/03_DESCRIPCION_DE_CARGOS/03c_Funciones_Encargado_Tienda.docx
+++ b/03_DESCRIPCION_DE_CARGOS/03c_Funciones_Encargado_Tienda.docx
@@ -16,7 +16,7 @@
       <w:tr>
         <w:tc>
           <w:tcPr>
-            <w:tcW w:type="dxa" w:w="4819"/>
+            <w:tcW w:type="dxa" w:w="4933"/>
             <w:tcBorders>
               <w:top w:val="single" w:sz="0" w:space="0" w:color="FFFFFF"/>
               <w:left w:val="single" w:sz="0" w:space="0" w:color="FFFFFF"/>
@@ -73,7 +73,7 @@
         </w:tc>
         <w:tc>
           <w:tcPr>
-            <w:tcW w:type="dxa" w:w="4819"/>
+            <w:tcW w:type="dxa" w:w="4933"/>
             <w:tcBorders>
               <w:top w:val="single" w:sz="0" w:space="0" w:color="FFFFFF"/>
               <w:left w:val="single" w:sz="0" w:space="0" w:color="FFFFFF"/>
@@ -111,7 +111,7 @@
                 <w:color w:val="556575"/>
                 <w:sz w:val="18"/>
               </w:rPr>
-              <w:t>Encargado(a) de Tienda de Mascotas</w:t>
+              <w:t>Encargado(a) de Tienda</w:t>
             </w:r>
           </w:p>
           <w:p>
@@ -127,7 +127,7 @@
                 <w:color w:val="9098A8"/>
                 <w:sz w:val="16"/>
               </w:rPr>
-              <w:t>Versión 3.0  ·  RR.HH.</w:t>
+              <w:t>Versión 3.2  ·  RR.HH.</w:t>
             </w:r>
           </w:p>
         </w:tc>
@@ -143,7 +143,7 @@
     </w:p>
     <w:p>
       <w:pPr>
-        <w:spacing w:before="40" w:after="40"/>
+        <w:spacing w:after="40"/>
         <w:jc w:val="center"/>
       </w:pPr>
       <w:r>
@@ -152,18 +152,32 @@
           <w:b/>
           <w:i w:val="0"/>
           <w:color w:val="0F766E"/>
-          <w:sz w:val="30"/>
+          <w:sz w:val="28"/>
         </w:rPr>
-        <w:t>DESCRIPCIÓN DE CARGO</w:t>
-        <w:br/>
-        <w:t>ENCARGADO(A) DE TIENDA DE MASCOTAS</w:t>
+        <w:t>DESCRIPCIÓN DE CARGO Y FUNCIONES</w:t>
       </w:r>
     </w:p>
     <w:p>
       <w:pPr>
-        <w:spacing w:before="0" w:after="200"/>
+        <w:spacing w:after="40"/>
+        <w:jc w:val="center"/>
+      </w:pPr>
+      <w:r>
+        <w:rPr>
+          <w:rFonts w:ascii="Calibri" w:hAnsi="Calibri" w:cs="Calibri"/>
+          <w:b/>
+          <w:i w:val="0"/>
+          <w:color w:val="0F766E"/>
+          <w:sz w:val="24"/>
+        </w:rPr>
+        <w:t>ENCARGADO(A) DE TIENDA</w:t>
+      </w:r>
+    </w:p>
+    <w:p>
+      <w:pPr>
+        <w:spacing w:after="200"/>
         <w:pBdr>
-          <w:bottom w:val="single" w:sz="10" w:space="1" w:color="0F766E"/>
+          <w:bottom w:val="single" w:sz="8" w:space="1" w:color="0F766E"/>
         </w:pBdr>
       </w:pPr>
     </w:p>
@@ -181,7 +195,7 @@
           <w:color w:val="0F766E"/>
           <w:sz w:val="22"/>
         </w:rPr>
-        <w:t>1.  IDENTIFICACIÓN DEL CARGO</w:t>
+        <w:t>1. IDENTIFICACIÓN DEL CARGO</w:t>
       </w:r>
     </w:p>
     <w:tbl>
@@ -192,13 +206,15 @@
         <w:tblLook w:firstColumn="1" w:firstRow="1" w:lastColumn="0" w:lastRow="0" w:noHBand="0" w:noVBand="1" w:val="04A0"/>
       </w:tblPr>
       <w:tblGrid>
-        <w:gridCol w:w="3118"/>
-        <w:gridCol w:w="6293"/>
+        <w:gridCol w:w="1984"/>
+        <w:gridCol w:w="2835"/>
+        <w:gridCol w:w="1984"/>
+        <w:gridCol w:w="2835"/>
       </w:tblGrid>
       <w:tr>
         <w:tc>
           <w:tcPr>
-            <w:tcW w:type="dxa" w:w="3118"/>
+            <w:tcW w:type="dxa" w:w="1984"/>
             <w:vAlign w:val="center"/>
             <w:shd w:val="clear" w:color="auto" w:fill="E2E8F0"/>
             <w:tcBorders>
@@ -228,13 +244,13 @@
                 <w:color w:val="0F766E"/>
                 <w:sz w:val="18"/>
               </w:rPr>
-              <w:t>Título del cargo</w:t>
+              <w:t>Título del cargo:</w:t>
             </w:r>
           </w:p>
         </w:tc>
         <w:tc>
           <w:tcPr>
-            <w:tcW w:type="dxa" w:w="6293"/>
+            <w:tcW w:type="dxa" w:w="2835"/>
             <w:vAlign w:val="center"/>
             <w:shd w:val="clear" w:color="auto" w:fill="FFFFFF"/>
             <w:tcBorders>
@@ -261,18 +277,15 @@
                 <w:rFonts w:ascii="Calibri" w:hAnsi="Calibri" w:cs="Calibri"/>
                 <w:b w:val="0"/>
                 <w:i w:val="0"/>
-                <w:color w:val="111827"/>
                 <w:sz w:val="18"/>
               </w:rPr>
-              <w:t>ENCARGADO(A) DE TIENDA DE MASCOTAS</w:t>
+              <w:t>ENCARGADO(A) DE TIENDA</w:t>
             </w:r>
           </w:p>
         </w:tc>
-      </w:tr>
-      <w:tr>
         <w:tc>
           <w:tcPr>
-            <w:tcW w:type="dxa" w:w="3118"/>
+            <w:tcW w:type="dxa" w:w="1984"/>
             <w:vAlign w:val="center"/>
             <w:shd w:val="clear" w:color="auto" w:fill="E2E8F0"/>
             <w:tcBorders>
@@ -302,15 +315,15 @@
                 <w:color w:val="0F766E"/>
                 <w:sz w:val="18"/>
               </w:rPr>
-              <w:t>Departamento</w:t>
+              <w:t>Nivel jerárquico:</w:t>
             </w:r>
           </w:p>
         </w:tc>
         <w:tc>
           <w:tcPr>
-            <w:tcW w:type="dxa" w:w="6293"/>
+            <w:tcW w:type="dxa" w:w="2835"/>
             <w:vAlign w:val="center"/>
-            <w:shd w:val="clear" w:color="auto" w:fill="F3F4F6"/>
+            <w:shd w:val="clear" w:color="auto" w:fill="FFFFFF"/>
             <w:tcBorders>
               <w:top w:val="single" w:sz="4" w:space="0" w:color="CBD5E1"/>
               <w:left w:val="single" w:sz="4" w:space="0" w:color="CBD5E1"/>
@@ -335,10 +348,9 @@
                 <w:rFonts w:ascii="Calibri" w:hAnsi="Calibri" w:cs="Calibri"/>
                 <w:b w:val="0"/>
                 <w:i w:val="0"/>
-                <w:color w:val="111827"/>
                 <w:sz w:val="18"/>
               </w:rPr>
-              <w:t>Tienda de Mascotas</w:t>
+              <w:t>Coordinación / Supervisión</w:t>
             </w:r>
           </w:p>
         </w:tc>
@@ -346,7 +358,7 @@
       <w:tr>
         <w:tc>
           <w:tcPr>
-            <w:tcW w:type="dxa" w:w="3118"/>
+            <w:tcW w:type="dxa" w:w="1984"/>
             <w:vAlign w:val="center"/>
             <w:shd w:val="clear" w:color="auto" w:fill="E2E8F0"/>
             <w:tcBorders>
@@ -376,13 +388,13 @@
                 <w:color w:val="0F766E"/>
                 <w:sz w:val="18"/>
               </w:rPr>
-              <w:t>Reporta a</w:t>
+              <w:t>Departamento / Área:</w:t>
             </w:r>
           </w:p>
         </w:tc>
         <w:tc>
           <w:tcPr>
-            <w:tcW w:type="dxa" w:w="6293"/>
+            <w:tcW w:type="dxa" w:w="2835"/>
             <w:vAlign w:val="center"/>
             <w:shd w:val="clear" w:color="auto" w:fill="FFFFFF"/>
             <w:tcBorders>
@@ -409,18 +421,15 @@
                 <w:rFonts w:ascii="Calibri" w:hAnsi="Calibri" w:cs="Calibri"/>
                 <w:b w:val="0"/>
                 <w:i w:val="0"/>
-                <w:color w:val="111827"/>
                 <w:sz w:val="18"/>
               </w:rPr>
-              <w:t>Gerente General</w:t>
+              <w:t>Tienda de Mascotas</w:t>
             </w:r>
           </w:p>
         </w:tc>
-      </w:tr>
-      <w:tr>
         <w:tc>
           <w:tcPr>
-            <w:tcW w:type="dxa" w:w="3118"/>
+            <w:tcW w:type="dxa" w:w="1984"/>
             <w:vAlign w:val="center"/>
             <w:shd w:val="clear" w:color="auto" w:fill="E2E8F0"/>
             <w:tcBorders>
@@ -450,15 +459,15 @@
                 <w:color w:val="0F766E"/>
                 <w:sz w:val="18"/>
               </w:rPr>
-              <w:t>Supervisa a</w:t>
+              <w:t>Tipo de contrato:</w:t>
             </w:r>
           </w:p>
         </w:tc>
         <w:tc>
           <w:tcPr>
-            <w:tcW w:type="dxa" w:w="6293"/>
+            <w:tcW w:type="dxa" w:w="2835"/>
             <w:vAlign w:val="center"/>
-            <w:shd w:val="clear" w:color="auto" w:fill="F3F4F6"/>
+            <w:shd w:val="clear" w:color="auto" w:fill="FFFFFF"/>
             <w:tcBorders>
               <w:top w:val="single" w:sz="4" w:space="0" w:color="CBD5E1"/>
               <w:left w:val="single" w:sz="4" w:space="0" w:color="CBD5E1"/>
@@ -483,10 +492,9 @@
                 <w:rFonts w:ascii="Calibri" w:hAnsi="Calibri" w:cs="Calibri"/>
                 <w:b w:val="0"/>
                 <w:i w:val="0"/>
-                <w:color w:val="111827"/>
                 <w:sz w:val="18"/>
               </w:rPr>
-              <w:t>Asistente(s) de Ventas y cajero(s) del área de tienda</w:t>
+              <w:t>Tiempo determinado (6 meses + prórroga) — período de prueba 30 días</w:t>
             </w:r>
           </w:p>
         </w:tc>
@@ -494,7 +502,7 @@
       <w:tr>
         <w:tc>
           <w:tcPr>
-            <w:tcW w:type="dxa" w:w="3118"/>
+            <w:tcW w:type="dxa" w:w="1984"/>
             <w:vAlign w:val="center"/>
             <w:shd w:val="clear" w:color="auto" w:fill="E2E8F0"/>
             <w:tcBorders>
@@ -524,13 +532,13 @@
                 <w:color w:val="0F766E"/>
                 <w:sz w:val="18"/>
               </w:rPr>
-              <w:t>Nivel jerárquico</w:t>
+              <w:t>Reporta a:</w:t>
             </w:r>
           </w:p>
         </w:tc>
         <w:tc>
           <w:tcPr>
-            <w:tcW w:type="dxa" w:w="6293"/>
+            <w:tcW w:type="dxa" w:w="2835"/>
             <w:vAlign w:val="center"/>
             <w:shd w:val="clear" w:color="auto" w:fill="FFFFFF"/>
             <w:tcBorders>
@@ -557,18 +565,15 @@
                 <w:rFonts w:ascii="Calibri" w:hAnsi="Calibri" w:cs="Calibri"/>
                 <w:b w:val="0"/>
                 <w:i w:val="0"/>
-                <w:color w:val="111827"/>
                 <w:sz w:val="18"/>
               </w:rPr>
-              <w:t>Jefatura de área — Nivel 2</w:t>
+              <w:t>Gerente General</w:t>
             </w:r>
           </w:p>
         </w:tc>
-      </w:tr>
-      <w:tr>
         <w:tc>
           <w:tcPr>
-            <w:tcW w:type="dxa" w:w="3118"/>
+            <w:tcW w:type="dxa" w:w="1984"/>
             <w:vAlign w:val="center"/>
             <w:shd w:val="clear" w:color="auto" w:fill="E2E8F0"/>
             <w:tcBorders>
@@ -598,15 +603,15 @@
                 <w:color w:val="0F766E"/>
                 <w:sz w:val="18"/>
               </w:rPr>
-              <w:t>Tipo de contrato</w:t>
+              <w:t>Supervisa a:</w:t>
             </w:r>
           </w:p>
         </w:tc>
         <w:tc>
           <w:tcPr>
-            <w:tcW w:type="dxa" w:w="6293"/>
+            <w:tcW w:type="dxa" w:w="2835"/>
             <w:vAlign w:val="center"/>
-            <w:shd w:val="clear" w:color="auto" w:fill="F3F4F6"/>
+            <w:shd w:val="clear" w:color="auto" w:fill="FFFFFF"/>
             <w:tcBorders>
               <w:top w:val="single" w:sz="4" w:space="0" w:color="CBD5E1"/>
               <w:left w:val="single" w:sz="4" w:space="0" w:color="CBD5E1"/>
@@ -631,18 +636,105 @@
                 <w:rFonts w:ascii="Calibri" w:hAnsi="Calibri" w:cs="Calibri"/>
                 <w:b w:val="0"/>
                 <w:i w:val="0"/>
-                <w:color w:val="111827"/>
                 <w:sz w:val="18"/>
               </w:rPr>
-              <w:t>Determinado por 6 meses (LOTTT art. 65) — período de prueba 30 días</w:t>
+              <w:t>Asistentes de Ventas, personal de limpieza de tienda</w:t>
             </w:r>
+          </w:p>
+        </w:tc>
+      </w:tr>
+      <w:tr>
+        <w:tc>
+          <w:tcPr>
+            <w:tcW w:type="dxa" w:w="1984"/>
+            <w:vAlign w:val="center"/>
+            <w:shd w:val="clear" w:color="auto" w:fill="E2E8F0"/>
+            <w:tcBorders>
+              <w:top w:val="single" w:sz="4" w:space="0" w:color="CBD5E1"/>
+              <w:left w:val="single" w:sz="4" w:space="0" w:color="CBD5E1"/>
+              <w:bottom w:val="single" w:sz="4" w:space="0" w:color="CBD5E1"/>
+              <w:right w:val="single" w:sz="4" w:space="0" w:color="CBD5E1"/>
+            </w:tcBorders>
+            <w:tcMar>
+              <w:top w:w="80" w:type="dxa"/>
+              <w:bottom w:w="80" w:type="dxa"/>
+              <w:left w:w="120" w:type="dxa"/>
+              <w:right w:w="120" w:type="dxa"/>
+            </w:tcMar>
+          </w:tcPr>
+          <w:p>
+            <w:pPr>
+              <w:spacing w:before="0" w:after="0" w:line="288" w:lineRule="auto"/>
+              <w:jc w:val="left"/>
+            </w:pPr>
+            <w:r/>
+            <w:r>
+              <w:rPr>
+                <w:rFonts w:ascii="Calibri" w:hAnsi="Calibri" w:cs="Calibri"/>
+                <w:b/>
+                <w:i w:val="0"/>
+                <w:color w:val="0F766E"/>
+                <w:sz w:val="18"/>
+              </w:rPr>
+              <w:t>Cargo:</w:t>
+            </w:r>
+          </w:p>
+        </w:tc>
+        <w:tc>
+          <w:tcPr>
+            <w:tcW w:type="dxa" w:w="2835"/>
+            <w:vAlign w:val="center"/>
+            <w:shd w:val="clear" w:color="auto" w:fill="FFFFFF"/>
+            <w:tcBorders>
+              <w:top w:val="single" w:sz="4" w:space="0" w:color="CBD5E1"/>
+              <w:left w:val="single" w:sz="4" w:space="0" w:color="CBD5E1"/>
+              <w:bottom w:val="single" w:sz="4" w:space="0" w:color="CBD5E1"/>
+              <w:right w:val="single" w:sz="4" w:space="0" w:color="CBD5E1"/>
+            </w:tcBorders>
+            <w:tcMar>
+              <w:top w:w="80" w:type="dxa"/>
+              <w:bottom w:w="80" w:type="dxa"/>
+              <w:left w:w="120" w:type="dxa"/>
+              <w:right w:w="120" w:type="dxa"/>
+            </w:tcMar>
+          </w:tcPr>
+          <w:p>
+            <w:pPr>
+              <w:spacing w:before="0" w:after="0" w:line="288" w:lineRule="auto"/>
+              <w:jc w:val="left"/>
+            </w:pPr>
+            <w:r/>
+            <w:r>
+              <w:rPr>
+                <w:rFonts w:ascii="Calibri" w:hAnsi="Calibri" w:cs="Calibri"/>
+                <w:b w:val="0"/>
+                <w:i w:val="0"/>
+                <w:sz w:val="18"/>
+              </w:rPr>
+              <w:t>Encargado(a) de Tienda</w:t>
+            </w:r>
+          </w:p>
+        </w:tc>
+        <w:tc>
+          <w:tcPr>
+            <w:tcW w:type="dxa" w:w="4932"/>
+            <w:gridSpan w:val="2"/>
+            <w:tcBorders>
+              <w:top w:val="single" w:sz="0" w:space="0" w:color="FFFFFF"/>
+              <w:left w:val="single" w:sz="0" w:space="0" w:color="FFFFFF"/>
+              <w:bottom w:val="single" w:sz="0" w:space="0" w:color="FFFFFF"/>
+              <w:right w:val="single" w:sz="0" w:space="0" w:color="FFFFFF"/>
+            </w:tcBorders>
+          </w:tcPr>
+          <w:p>
+            <w:r/>
           </w:p>
         </w:tc>
       </w:tr>
     </w:tbl>
     <w:p>
       <w:pPr>
-        <w:spacing w:after="80"/>
+        <w:spacing w:after="160"/>
       </w:pPr>
     </w:p>
     <w:p>
@@ -659,12 +751,12 @@
           <w:color w:val="0F766E"/>
           <w:sz w:val="22"/>
         </w:rPr>
-        <w:t>2.  OBJETIVO GENERAL DEL CARGO</w:t>
+        <w:t>2. OBJETIVO GENERAL DEL CARGO</w:t>
       </w:r>
     </w:p>
     <w:p>
       <w:pPr>
-        <w:spacing w:before="0" w:after="120" w:line="312" w:lineRule="auto"/>
+        <w:spacing w:before="0" w:after="160" w:line="312" w:lineRule="auto"/>
         <w:jc w:val="both"/>
       </w:pPr>
       <w:r>
@@ -674,7 +766,7 @@
           <w:i w:val="0"/>
           <w:sz w:val="20"/>
         </w:rPr>
-        <w:t>Administrar la operación diaria de la tienda de mascotas — venta de alimentos, accesorios, productos de higiene y antiparasitarios — asegurando la disponibilidad de inventario, la correcta atención al cliente, el manejo transparente de la caja, la conservación de la cadena de frío y la exhibición atractiva de los productos conforme a las políticas internas de ALIKA PETS.</w:t>
+        <w:t>Supervisar las operaciones diarias de la tienda de mascotas, garantizando la correcta atención a clientes, el manejo adecuado de caja, el control de inventarios, la coordinación con proveedores y la implementación de estrategias comerciales que aumenten las ventas y fomenten la fidelización.</w:t>
       </w:r>
     </w:p>
     <w:p>
@@ -691,12 +783,12 @@
           <w:color w:val="0F766E"/>
           <w:sz w:val="22"/>
         </w:rPr>
-        <w:t>3.  FUNCIONES ESPECÍFICAS</w:t>
+        <w:t>3. FUNCIONES ESPECÍFICAS</w:t>
       </w:r>
     </w:p>
     <w:p>
       <w:pPr>
-        <w:spacing w:before="0" w:after="80" w:line="312" w:lineRule="auto"/>
+        <w:spacing w:before="0" w:after="120" w:line="312" w:lineRule="auto"/>
         <w:jc w:val="both"/>
       </w:pPr>
       <w:r>
@@ -707,13 +799,13 @@
           <w:color w:val="556575"/>
           <w:sz w:val="20"/>
         </w:rPr>
-        <w:t>Las funciones del cargo se organizan por áreas de desempeño. Cada área agrupa las responsabilidades específicas que el(la) trabajador(a) deberá ejecutar durante su jornada laboral:</w:t>
+        <w:t>Sin perjuicio de las demás funciones que le asigne la empresa, el(la) Encargado(a) de Tienda tendrá las siguientes funciones específicas, organizadas por área de actividad:</w:t>
       </w:r>
     </w:p>
     <w:p>
       <w:pPr>
         <w:keepNext/>
-        <w:spacing w:before="120" w:after="20"/>
+        <w:spacing w:before="120" w:after="40"/>
         <w:jc w:val="left"/>
       </w:pPr>
       <w:r>
@@ -724,7 +816,7 @@
           <w:color w:val="0F766E"/>
           <w:sz w:val="20"/>
         </w:rPr>
-        <w:t>Manejo de caja</w:t>
+        <w:t>▸ ATENCIÓN AL CLIENTE</w:t>
       </w:r>
     </w:p>
     <w:p>
@@ -751,7 +843,7 @@
           <w:color w:val="111827"/>
           <w:sz w:val="20"/>
         </w:rPr>
-        <w:t>Abrir y cerrar caja diariamente, registrando monto inicial, ingresos, egresos y arqueo final.</w:t>
+        <w:t>Saludar y recibir al cliente.</w:t>
       </w:r>
     </w:p>
     <w:p>
@@ -778,257 +870,7 @@
           <w:color w:val="111827"/>
           <w:sz w:val="20"/>
         </w:rPr>
-        <w:t>Cobrar ventas con efectivo, punto de venta, transferencia o tarjeta, emitiendo factura y comprobante.</w:t>
-      </w:r>
-    </w:p>
-    <w:p>
-      <w:pPr>
-        <w:spacing w:after="40" w:line="300" w:lineRule="auto"/>
-        <w:ind w:left="340" w:hanging="227"/>
-        <w:jc w:val="both"/>
-      </w:pPr>
-      <w:r>
-        <w:rPr>
-          <w:rFonts w:ascii="Calibri" w:hAnsi="Calibri" w:cs="Calibri"/>
-          <w:b/>
-          <w:i w:val="0"/>
-          <w:color w:val="0F766E"/>
-          <w:sz w:val="20"/>
-        </w:rPr>
-        <w:t xml:space="preserve">•  </w:t>
-      </w:r>
-      <w:r>
-        <w:rPr>
-          <w:rFonts w:ascii="Calibri" w:hAnsi="Calibri" w:cs="Calibri"/>
-          <w:b w:val="0"/>
-          <w:i w:val="0"/>
-          <w:color w:val="111827"/>
-          <w:sz w:val="20"/>
-        </w:rPr>
-        <w:t>Realizar depósitos bancarios diarios y conciliar con el sistema de ventas.</w:t>
-      </w:r>
-    </w:p>
-    <w:p>
-      <w:pPr>
-        <w:spacing w:after="40" w:line="300" w:lineRule="auto"/>
-        <w:ind w:left="340" w:hanging="227"/>
-        <w:jc w:val="both"/>
-      </w:pPr>
-      <w:r>
-        <w:rPr>
-          <w:rFonts w:ascii="Calibri" w:hAnsi="Calibri" w:cs="Calibri"/>
-          <w:b/>
-          <w:i w:val="0"/>
-          <w:color w:val="0F766E"/>
-          <w:sz w:val="20"/>
-        </w:rPr>
-        <w:t xml:space="preserve">•  </w:t>
-      </w:r>
-      <w:r>
-        <w:rPr>
-          <w:rFonts w:ascii="Calibri" w:hAnsi="Calibri" w:cs="Calibri"/>
-          <w:b w:val="0"/>
-          <w:i w:val="0"/>
-          <w:color w:val="111827"/>
-          <w:sz w:val="20"/>
-        </w:rPr>
-        <w:t>Reportar cualquier diferencia, faltante o exceso al Gerente.</w:t>
-      </w:r>
-    </w:p>
-    <w:p>
-      <w:pPr>
-        <w:keepNext/>
-        <w:spacing w:before="120" w:after="20"/>
-        <w:jc w:val="left"/>
-      </w:pPr>
-      <w:r>
-        <w:rPr>
-          <w:rFonts w:ascii="Calibri" w:hAnsi="Calibri" w:cs="Calibri"/>
-          <w:b/>
-          <w:i w:val="0"/>
-          <w:color w:val="0F766E"/>
-          <w:sz w:val="20"/>
-        </w:rPr>
-        <w:t>Control de inventario</w:t>
-      </w:r>
-    </w:p>
-    <w:p>
-      <w:pPr>
-        <w:spacing w:after="40" w:line="300" w:lineRule="auto"/>
-        <w:ind w:left="340" w:hanging="227"/>
-        <w:jc w:val="both"/>
-      </w:pPr>
-      <w:r>
-        <w:rPr>
-          <w:rFonts w:ascii="Calibri" w:hAnsi="Calibri" w:cs="Calibri"/>
-          <w:b/>
-          <w:i w:val="0"/>
-          <w:color w:val="0F766E"/>
-          <w:sz w:val="20"/>
-        </w:rPr>
-        <w:t xml:space="preserve">•  </w:t>
-      </w:r>
-      <w:r>
-        <w:rPr>
-          <w:rFonts w:ascii="Calibri" w:hAnsi="Calibri" w:cs="Calibri"/>
-          <w:b w:val="0"/>
-          <w:i w:val="0"/>
-          <w:color w:val="111827"/>
-          <w:sz w:val="20"/>
-        </w:rPr>
-        <w:t>Mantener actualizado el kárdex de productos, incluyendo entradas, salidas y mermas.</w:t>
-      </w:r>
-    </w:p>
-    <w:p>
-      <w:pPr>
-        <w:spacing w:after="40" w:line="300" w:lineRule="auto"/>
-        <w:ind w:left="340" w:hanging="227"/>
-        <w:jc w:val="both"/>
-      </w:pPr>
-      <w:r>
-        <w:rPr>
-          <w:rFonts w:ascii="Calibri" w:hAnsi="Calibri" w:cs="Calibri"/>
-          <w:b/>
-          <w:i w:val="0"/>
-          <w:color w:val="0F766E"/>
-          <w:sz w:val="20"/>
-        </w:rPr>
-        <w:t xml:space="preserve">•  </w:t>
-      </w:r>
-      <w:r>
-        <w:rPr>
-          <w:rFonts w:ascii="Calibri" w:hAnsi="Calibri" w:cs="Calibri"/>
-          <w:b w:val="0"/>
-          <w:i w:val="0"/>
-          <w:color w:val="111827"/>
-          <w:sz w:val="20"/>
-        </w:rPr>
-        <w:t>Realizar conteos físicos parciales semanales y un inventario general mensual.</w:t>
-      </w:r>
-    </w:p>
-    <w:p>
-      <w:pPr>
-        <w:spacing w:after="40" w:line="300" w:lineRule="auto"/>
-        <w:ind w:left="340" w:hanging="227"/>
-        <w:jc w:val="both"/>
-      </w:pPr>
-      <w:r>
-        <w:rPr>
-          <w:rFonts w:ascii="Calibri" w:hAnsi="Calibri" w:cs="Calibri"/>
-          <w:b/>
-          <w:i w:val="0"/>
-          <w:color w:val="0F766E"/>
-          <w:sz w:val="20"/>
-        </w:rPr>
-        <w:t xml:space="preserve">•  </w:t>
-      </w:r>
-      <w:r>
-        <w:rPr>
-          <w:rFonts w:ascii="Calibri" w:hAnsi="Calibri" w:cs="Calibri"/>
-          <w:b w:val="0"/>
-          <w:i w:val="0"/>
-          <w:color w:val="111827"/>
-          <w:sz w:val="20"/>
-        </w:rPr>
-        <w:t>Verificar fechas de vencimiento y rotación FIFO de alimentos y medicamentos OTC.</w:t>
-      </w:r>
-    </w:p>
-    <w:p>
-      <w:pPr>
-        <w:spacing w:after="40" w:line="300" w:lineRule="auto"/>
-        <w:ind w:left="340" w:hanging="227"/>
-        <w:jc w:val="both"/>
-      </w:pPr>
-      <w:r>
-        <w:rPr>
-          <w:rFonts w:ascii="Calibri" w:hAnsi="Calibri" w:cs="Calibri"/>
-          <w:b/>
-          <w:i w:val="0"/>
-          <w:color w:val="0F766E"/>
-          <w:sz w:val="20"/>
-        </w:rPr>
-        <w:t xml:space="preserve">•  </w:t>
-      </w:r>
-      <w:r>
-        <w:rPr>
-          <w:rFonts w:ascii="Calibri" w:hAnsi="Calibri" w:cs="Calibri"/>
-          <w:b w:val="0"/>
-          <w:i w:val="0"/>
-          <w:color w:val="111827"/>
-          <w:sz w:val="20"/>
-        </w:rPr>
-        <w:t>Coordinar recepción de mercancía con proveedores, verificando cantidades y calidad.</w:t>
-      </w:r>
-    </w:p>
-    <w:p>
-      <w:pPr>
-        <w:spacing w:after="40" w:line="300" w:lineRule="auto"/>
-        <w:ind w:left="340" w:hanging="227"/>
-        <w:jc w:val="both"/>
-      </w:pPr>
-      <w:r>
-        <w:rPr>
-          <w:rFonts w:ascii="Calibri" w:hAnsi="Calibri" w:cs="Calibri"/>
-          <w:b/>
-          <w:i w:val="0"/>
-          <w:color w:val="0F766E"/>
-          <w:sz w:val="20"/>
-        </w:rPr>
-        <w:t xml:space="preserve">•  </w:t>
-      </w:r>
-      <w:r>
-        <w:rPr>
-          <w:rFonts w:ascii="Calibri" w:hAnsi="Calibri" w:cs="Calibri"/>
-          <w:b w:val="0"/>
-          <w:i w:val="0"/>
-          <w:color w:val="111827"/>
-          <w:sz w:val="20"/>
-        </w:rPr>
-        <w:t>Reponer góndolas, exhibidores y neveras cuidando la cadena de frío.</w:t>
-      </w:r>
-    </w:p>
-    <w:p>
-      <w:pPr>
-        <w:keepNext/>
-        <w:spacing w:before="120" w:after="20"/>
-        <w:jc w:val="left"/>
-      </w:pPr>
-      <w:r>
-        <w:rPr>
-          <w:rFonts w:ascii="Calibri" w:hAnsi="Calibri" w:cs="Calibri"/>
-          <w:b/>
-          <w:i w:val="0"/>
-          <w:color w:val="0F766E"/>
-          <w:sz w:val="20"/>
-        </w:rPr>
-        <w:t>Atención al cliente</w:t>
-      </w:r>
-    </w:p>
-    <w:p>
-      <w:pPr>
-        <w:spacing w:after="40" w:line="300" w:lineRule="auto"/>
-        <w:ind w:left="340" w:hanging="227"/>
-        <w:jc w:val="both"/>
-      </w:pPr>
-      <w:r>
-        <w:rPr>
-          <w:rFonts w:ascii="Calibri" w:hAnsi="Calibri" w:cs="Calibri"/>
-          <w:b/>
-          <w:i w:val="0"/>
-          <w:color w:val="0F766E"/>
-          <w:sz w:val="20"/>
-        </w:rPr>
-        <w:t xml:space="preserve">•  </w:t>
-      </w:r>
-      <w:r>
-        <w:rPr>
-          <w:rFonts w:ascii="Calibri" w:hAnsi="Calibri" w:cs="Calibri"/>
-          <w:b w:val="0"/>
-          <w:i w:val="0"/>
-          <w:color w:val="111827"/>
-          <w:sz w:val="20"/>
-        </w:rPr>
-        <w:t>Saludar y asesorar al cliente en la selección de productos adecuados para su mascota.</w:t>
+        <w:t>Asesorar en alimentos, accesorios, higiene y antiparasitarios.</w:t>
       </w:r>
     </w:p>
     <w:p>
@@ -1082,7 +924,24 @@
           <w:color w:val="111827"/>
           <w:sz w:val="20"/>
         </w:rPr>
-        <w:t>Atender y escalar quejas o reclamos conforme al procedimiento interno.</w:t>
+        <w:t>Atender y escalar quejas o reclamos.</w:t>
+      </w:r>
+    </w:p>
+    <w:p>
+      <w:pPr>
+        <w:keepNext/>
+        <w:spacing w:before="120" w:after="40"/>
+        <w:jc w:val="left"/>
+      </w:pPr>
+      <w:r>
+        <w:rPr>
+          <w:rFonts w:ascii="Calibri" w:hAnsi="Calibri" w:cs="Calibri"/>
+          <w:b/>
+          <w:i w:val="0"/>
+          <w:color w:val="0F766E"/>
+          <w:sz w:val="20"/>
+        </w:rPr>
+        <w:t>▸ MANEJO DE CAJA</w:t>
       </w:r>
     </w:p>
     <w:p>
@@ -1109,24 +968,7 @@
           <w:color w:val="111827"/>
           <w:sz w:val="20"/>
         </w:rPr>
-        <w:t>Mantener una actitud cordial, presentable y proactiva.</w:t>
-      </w:r>
-    </w:p>
-    <w:p>
-      <w:pPr>
-        <w:keepNext/>
-        <w:spacing w:before="120" w:after="20"/>
-        <w:jc w:val="left"/>
-      </w:pPr>
-      <w:r>
-        <w:rPr>
-          <w:rFonts w:ascii="Calibri" w:hAnsi="Calibri" w:cs="Calibri"/>
-          <w:b/>
-          <w:i w:val="0"/>
-          <w:color w:val="0F766E"/>
-          <w:sz w:val="20"/>
-        </w:rPr>
-        <w:t>Mantenimiento del área</w:t>
+        <w:t>Abrir y cerrar caja diariamente (monto inicial, ingresos, egresos, arqueo).</w:t>
       </w:r>
     </w:p>
     <w:p>
@@ -1153,7 +995,7 @@
           <w:color w:val="111827"/>
           <w:sz w:val="20"/>
         </w:rPr>
-        <w:t>Velar por la limpieza y orden de góndolas, exhibidores, neveras, mostrador y bodega.</w:t>
+        <w:t>Cobrar con efectivo, punto de venta, transferencia o tarjeta.</w:t>
       </w:r>
     </w:p>
     <w:p>
@@ -1180,7 +1022,7 @@
           <w:color w:val="111827"/>
           <w:sz w:val="20"/>
         </w:rPr>
-        <w:t>Revisar funcionamiento de neveras, aire acondicionado, iluminación y equipos POS.</w:t>
+        <w:t>Emitir facturas y comprobantes.</w:t>
       </w:r>
     </w:p>
     <w:p>
@@ -1207,24 +1049,7 @@
           <w:color w:val="111827"/>
           <w:sz w:val="20"/>
         </w:rPr>
-        <w:t>Reportar fallas técnicas, daños o necesidades de mantenimiento al Gerente.</w:t>
-      </w:r>
-    </w:p>
-    <w:p>
-      <w:pPr>
-        <w:keepNext/>
-        <w:spacing w:before="120" w:after="20"/>
-        <w:jc w:val="left"/>
-      </w:pPr>
-      <w:r>
-        <w:rPr>
-          <w:rFonts w:ascii="Calibri" w:hAnsi="Calibri" w:cs="Calibri"/>
-          <w:b/>
-          <w:i w:val="0"/>
-          <w:color w:val="0F766E"/>
-          <w:sz w:val="20"/>
-        </w:rPr>
-        <w:t>Políticas y registros</w:t>
+        <w:t>Depósitos bancarios diarios y conciliación.</w:t>
       </w:r>
     </w:p>
     <w:p>
@@ -1251,7 +1076,7 @@
           <w:color w:val="111827"/>
           <w:sz w:val="20"/>
         </w:rPr>
-        <w:t>Cumplir y hacer cumplir las políticas internas: reglamento, código de conducta, confidencialidad.</w:t>
+        <w:t>Registrar operaciones en el sistema POS.</w:t>
       </w:r>
     </w:p>
     <w:p>
@@ -1278,7 +1103,24 @@
           <w:color w:val="111827"/>
           <w:sz w:val="20"/>
         </w:rPr>
-        <w:t>Registrar todas las transacciones en el sistema POS, sin excepciones.</w:t>
+        <w:t>Reportar diferencias al Gerente.</w:t>
+      </w:r>
+    </w:p>
+    <w:p>
+      <w:pPr>
+        <w:keepNext/>
+        <w:spacing w:before="120" w:after="40"/>
+        <w:jc w:val="left"/>
+      </w:pPr>
+      <w:r>
+        <w:rPr>
+          <w:rFonts w:ascii="Calibri" w:hAnsi="Calibri" w:cs="Calibri"/>
+          <w:b/>
+          <w:i w:val="0"/>
+          <w:color w:val="0F766E"/>
+          <w:sz w:val="20"/>
+        </w:rPr>
+        <w:t>▸ REGISTRO Y CONTROL DE INVENTARIO</w:t>
       </w:r>
     </w:p>
     <w:p>
@@ -1305,7 +1147,7 @@
           <w:color w:val="111827"/>
           <w:sz w:val="20"/>
         </w:rPr>
-        <w:t>Aplicar el procedimiento de reporte de incidentes en caso de robo, hurto, asalto o accidente.</w:t>
+        <w:t>Mantener kárdex actualizado (entradas, salidas, mermas).</w:t>
       </w:r>
     </w:p>
     <w:p>
@@ -1332,41 +1174,7 @@
           <w:color w:val="111827"/>
           <w:sz w:val="20"/>
         </w:rPr>
-        <w:t>Velar por la correcta exhibición de precios, rotulación y señalización.</w:t>
-      </w:r>
-    </w:p>
-    <w:p>
-      <w:pPr>
-        <w:keepNext/>
-        <w:spacing w:before="120" w:after="40"/>
-        <w:jc w:val="left"/>
-      </w:pPr>
-      <w:r>
-        <w:rPr>
-          <w:rFonts w:ascii="Calibri" w:hAnsi="Calibri" w:cs="Calibri"/>
-          <w:b/>
-          <w:i w:val="0"/>
-          <w:color w:val="0F766E"/>
-          <w:sz w:val="22"/>
-        </w:rPr>
-        <w:t>4.  COMPETENCIAS Y REQUISITOS</w:t>
-      </w:r>
-    </w:p>
-    <w:p>
-      <w:pPr>
-        <w:keepNext/>
-        <w:spacing w:before="120" w:after="40"/>
-        <w:jc w:val="left"/>
-      </w:pPr>
-      <w:r>
-        <w:rPr>
-          <w:rFonts w:ascii="Calibri" w:hAnsi="Calibri" w:cs="Calibri"/>
-          <w:b/>
-          <w:i w:val="0"/>
-          <w:color w:val="0F766E"/>
-          <w:sz w:val="22"/>
-        </w:rPr>
-        <w:t>Competencias técnicas</w:t>
+        <w:t>Conteos parciales semanales e inventario general mensual.</w:t>
       </w:r>
     </w:p>
     <w:p>
@@ -1393,7 +1201,7 @@
           <w:color w:val="111827"/>
           <w:sz w:val="20"/>
         </w:rPr>
-        <w:t>Manejo de sistemas POS y software de inventario.</w:t>
+        <w:t>Verificar fechas de vencimiento y rotación FIFO.</w:t>
       </w:r>
     </w:p>
     <w:p>
@@ -1420,7 +1228,7 @@
           <w:color w:val="111827"/>
           <w:sz w:val="20"/>
         </w:rPr>
-        <w:t>Conocimiento básico de nutrición, antiparasitarios y accesorios para mascotas.</w:t>
+        <w:t>Coordinar recepción de mercancía con proveedores.</w:t>
       </w:r>
     </w:p>
     <w:p>
@@ -1447,7 +1255,7 @@
           <w:color w:val="111827"/>
           <w:sz w:val="20"/>
         </w:rPr>
-        <w:t>Operación de equipos: lector de código de barras, terminal bancario, nevera de cadena de frío.</w:t>
+        <w:t>Reponer góndolas, exhibidores y neveras (cadena de frío).</w:t>
       </w:r>
     </w:p>
     <w:p>
@@ -1474,7 +1282,7 @@
           <w:color w:val="111827"/>
           <w:sz w:val="20"/>
         </w:rPr>
-        <w:t>Manejo de arqueos de caja, conciliaciones y depósitos bancarios.</w:t>
+        <w:t>Registrar entradas y salidas de mercancía.</w:t>
       </w:r>
     </w:p>
     <w:p>
@@ -1501,24 +1309,7 @@
           <w:color w:val="111827"/>
           <w:sz w:val="20"/>
         </w:rPr>
-        <w:t>Conocimientos básicos de exhibición y merchandising.</w:t>
-      </w:r>
-    </w:p>
-    <w:p>
-      <w:pPr>
-        <w:keepNext/>
-        <w:spacing w:before="120" w:after="40"/>
-        <w:jc w:val="left"/>
-      </w:pPr>
-      <w:r>
-        <w:rPr>
-          <w:rFonts w:ascii="Calibri" w:hAnsi="Calibri" w:cs="Calibri"/>
-          <w:b/>
-          <w:i w:val="0"/>
-          <w:color w:val="0F766E"/>
-          <w:sz w:val="22"/>
-        </w:rPr>
-        <w:t>Competencias blandas (actitudinales)</w:t>
+        <w:t>Comunicar niveles bajos de inventario.</w:t>
       </w:r>
     </w:p>
     <w:p>
@@ -1545,7 +1336,24 @@
           <w:color w:val="111827"/>
           <w:sz w:val="20"/>
         </w:rPr>
-        <w:t>Atención cordial y orientación al cliente.</w:t>
+        <w:t>Participar en inventarios físicos mensuales.</w:t>
+      </w:r>
+    </w:p>
+    <w:p>
+      <w:pPr>
+        <w:keepNext/>
+        <w:spacing w:before="120" w:after="40"/>
+        <w:jc w:val="left"/>
+      </w:pPr>
+      <w:r>
+        <w:rPr>
+          <w:rFonts w:ascii="Calibri" w:hAnsi="Calibri" w:cs="Calibri"/>
+          <w:b/>
+          <w:i w:val="0"/>
+          <w:color w:val="0F766E"/>
+          <w:sz w:val="20"/>
+        </w:rPr>
+        <w:t>▸ CARGA Y DESCARGA</w:t>
       </w:r>
     </w:p>
     <w:p>
@@ -1572,7 +1380,7 @@
           <w:color w:val="111827"/>
           <w:sz w:val="20"/>
         </w:rPr>
-        <w:t>Honestidad, responsabilidad y manejo ético del dinero.</w:t>
+        <w:t>Recibir mercancía de proveedores y verificar cantidades.</w:t>
       </w:r>
     </w:p>
     <w:p>
@@ -1599,7 +1407,7 @@
           <w:color w:val="111827"/>
           <w:sz w:val="20"/>
         </w:rPr>
-        <w:t>Capacidad de organización y trabajo bajo presión.</w:t>
+        <w:t>Trasladar cajas a bodega y góndolas.</w:t>
       </w:r>
     </w:p>
     <w:p>
@@ -1626,7 +1434,24 @@
           <w:color w:val="111827"/>
           <w:sz w:val="20"/>
         </w:rPr>
-        <w:t>Trabajo en equipo y buena comunicación con el área de clínica y peluquería.</w:t>
+        <w:t>Estibar, organizar y rotular productos.</w:t>
+      </w:r>
+    </w:p>
+    <w:p>
+      <w:pPr>
+        <w:keepNext/>
+        <w:spacing w:before="120" w:after="40"/>
+        <w:jc w:val="left"/>
+      </w:pPr>
+      <w:r>
+        <w:rPr>
+          <w:rFonts w:ascii="Calibri" w:hAnsi="Calibri" w:cs="Calibri"/>
+          <w:b/>
+          <w:i w:val="0"/>
+          <w:color w:val="0F766E"/>
+          <w:sz w:val="20"/>
+        </w:rPr>
+        <w:t>▸ MANTENIMIENTO DEL ÁREA</w:t>
       </w:r>
     </w:p>
     <w:p>
@@ -1653,24 +1478,7 @@
           <w:color w:val="111827"/>
           <w:sz w:val="20"/>
         </w:rPr>
-        <w:t>Disposición para aprender sobre nuevos productos y marcas.</w:t>
-      </w:r>
-    </w:p>
-    <w:p>
-      <w:pPr>
-        <w:keepNext/>
-        <w:spacing w:before="120" w:after="40"/>
-        <w:jc w:val="left"/>
-      </w:pPr>
-      <w:r>
-        <w:rPr>
-          <w:rFonts w:ascii="Calibri" w:hAnsi="Calibri" w:cs="Calibri"/>
-          <w:b/>
-          <w:i w:val="0"/>
-          <w:color w:val="0F766E"/>
-          <w:sz w:val="22"/>
-        </w:rPr>
-        <w:t>Requisitos académicos y legales</w:t>
+        <w:t>Velar por limpieza y orden de góndolas, neveras, mostrador y bodega.</w:t>
       </w:r>
     </w:p>
     <w:p>
@@ -1697,7 +1505,7 @@
           <w:color w:val="111827"/>
           <w:sz w:val="20"/>
         </w:rPr>
-        <w:t>Bachiller o TSU en Administración, Comercio, Mercadeo o afines (preferencial).</w:t>
+        <w:t>Revisar funcionamiento de equipos.</w:t>
       </w:r>
     </w:p>
     <w:p>
@@ -1724,7 +1532,7 @@
           <w:color w:val="111827"/>
           <w:sz w:val="20"/>
         </w:rPr>
-        <w:t>Experiencia mínima de dos (2) años en tienda, retail o caja.</w:t>
+        <w:t>Revisar fechas de vencimiento.</w:t>
       </w:r>
     </w:p>
     <w:p>
@@ -1751,7 +1559,24 @@
           <w:color w:val="111827"/>
           <w:sz w:val="20"/>
         </w:rPr>
-        <w:t>Inscripción vigente en IVSS, FAOV, INCES y PMSSO.</w:t>
+        <w:t>Reportar fallas al Gerente.</w:t>
+      </w:r>
+    </w:p>
+    <w:p>
+      <w:pPr>
+        <w:keepNext/>
+        <w:spacing w:before="120" w:after="40"/>
+        <w:jc w:val="left"/>
+      </w:pPr>
+      <w:r>
+        <w:rPr>
+          <w:rFonts w:ascii="Calibri" w:hAnsi="Calibri" w:cs="Calibri"/>
+          <w:b/>
+          <w:i w:val="0"/>
+          <w:color w:val="0F766E"/>
+          <w:sz w:val="20"/>
+        </w:rPr>
+        <w:t>▸ POLÍTICAS Y REGISTROS</w:t>
       </w:r>
     </w:p>
     <w:p>
@@ -1778,72 +1603,7 @@
           <w:color w:val="111827"/>
           <w:sz w:val="20"/>
         </w:rPr>
-        <w:t>Curso básico de seguridad y salud laboral (LOPCYMAT).</w:t>
-      </w:r>
-    </w:p>
-    <w:p>
-      <w:pPr>
-        <w:keepNext/>
-        <w:spacing w:before="120" w:after="40"/>
-        <w:jc w:val="left"/>
-      </w:pPr>
-      <w:r>
-        <w:rPr>
-          <w:rFonts w:ascii="Calibri" w:hAnsi="Calibri" w:cs="Calibri"/>
-          <w:b/>
-          <w:i w:val="0"/>
-          <w:color w:val="0F766E"/>
-          <w:sz w:val="22"/>
-        </w:rPr>
-        <w:t>5.  CONDICIONES DE TRABAJO Y RIESGOS</w:t>
-      </w:r>
-    </w:p>
-    <w:p>
-      <w:pPr>
-        <w:spacing w:before="40" w:after="40" w:line="312" w:lineRule="auto"/>
-        <w:jc w:val="both"/>
-      </w:pPr>
-      <w:r>
-        <w:rPr>
-          <w:rFonts w:ascii="Calibri" w:hAnsi="Calibri" w:cs="Calibri"/>
-          <w:b w:val="0"/>
-          <w:i w:val="0"/>
-          <w:color w:val="111827"/>
-          <w:sz w:val="20"/>
-        </w:rPr>
-        <w:t>Lugar de trabajo: Área de tienda de mascotas en la sede de Av. Francisco de Miranda, Local N° 1, Los Teques, Miranda. Incluye mostrador, góndolas, bodega y caja.</w:t>
-      </w:r>
-    </w:p>
-    <w:p>
-      <w:pPr>
-        <w:spacing w:before="0" w:after="40" w:line="312" w:lineRule="auto"/>
-        <w:jc w:val="both"/>
-      </w:pPr>
-      <w:r>
-        <w:rPr>
-          <w:rFonts w:ascii="Calibri" w:hAnsi="Calibri" w:cs="Calibri"/>
-          <w:b w:val="0"/>
-          <w:i w:val="0"/>
-          <w:color w:val="111827"/>
-          <w:sz w:val="20"/>
-        </w:rPr>
-        <w:t>Jornada: Jornada mixta de lunes a sábado, 44 horas semanales con un día libre rotativo (LOTTT art. 173). Posibilidad de jornada extendida en temporadas altas.</w:t>
-      </w:r>
-    </w:p>
-    <w:p>
-      <w:pPr>
-        <w:spacing w:before="80" w:after="20" w:line="312" w:lineRule="auto"/>
-        <w:jc w:val="both"/>
-      </w:pPr>
-      <w:r>
-        <w:rPr>
-          <w:rFonts w:ascii="Calibri" w:hAnsi="Calibri" w:cs="Calibri"/>
-          <w:b/>
-          <w:i w:val="0"/>
-          <w:color w:val="0F766E"/>
-          <w:sz w:val="20"/>
-        </w:rPr>
-        <w:t>Equipos de protección personal (EPP) obligatorios:</w:t>
+        <w:t>Cumplir y hacer cumplir políticas internas.</w:t>
       </w:r>
     </w:p>
     <w:p>
@@ -1870,7 +1630,7 @@
           <w:color w:val="111827"/>
           <w:sz w:val="20"/>
         </w:rPr>
-        <w:t>Uniforme corporativo y carné identificatorio.</w:t>
+        <w:t>Aplicar procedimiento de reporte de incidentes.</w:t>
       </w:r>
     </w:p>
     <w:p>
@@ -1897,7 +1657,7 @@
           <w:color w:val="111827"/>
           <w:sz w:val="20"/>
         </w:rPr>
-        <w:t>Calzado cerrado antideslizante.</w:t>
+        <w:t>Velar por exhibición de precios y señalización.</w:t>
       </w:r>
     </w:p>
     <w:p>
@@ -1924,12 +1684,34 @@
           <w:color w:val="111827"/>
           <w:sz w:val="20"/>
         </w:rPr>
-        <w:t>Guantes para manipulación de productos de limpieza o bodega.</w:t>
+        <w:t>Mantener confidencialidad de datos.</w:t>
       </w:r>
     </w:p>
     <w:p>
       <w:pPr>
-        <w:spacing w:before="80" w:after="20" w:line="312" w:lineRule="auto"/>
+        <w:spacing w:after="120"/>
+      </w:pPr>
+    </w:p>
+    <w:p>
+      <w:pPr>
+        <w:keepNext/>
+        <w:spacing w:before="120" w:after="40"/>
+        <w:jc w:val="left"/>
+      </w:pPr>
+      <w:r>
+        <w:rPr>
+          <w:rFonts w:ascii="Calibri" w:hAnsi="Calibri" w:cs="Calibri"/>
+          <w:b/>
+          <w:i w:val="0"/>
+          <w:color w:val="0F766E"/>
+          <w:sz w:val="22"/>
+        </w:rPr>
+        <w:t>4. COMPETENCIAS Y REQUISITOS DEL CARGO</w:t>
+      </w:r>
+    </w:p>
+    <w:p>
+      <w:pPr>
+        <w:spacing w:before="0" w:after="80" w:line="312" w:lineRule="auto"/>
         <w:jc w:val="both"/>
       </w:pPr>
       <w:r>
@@ -1940,7 +1722,7 @@
           <w:color w:val="0F766E"/>
           <w:sz w:val="20"/>
         </w:rPr>
-        <w:t>Riesgos principales del cargo:</w:t>
+        <w:t>Competencias técnicas y profesionales:</w:t>
       </w:r>
     </w:p>
     <w:p>
@@ -1967,7 +1749,7 @@
           <w:color w:val="111827"/>
           <w:sz w:val="20"/>
         </w:rPr>
-        <w:t>Ergonómico por levantamiento de cajas, posturas prolongadas y traslados.</w:t>
+        <w:t>Experiencia previa en atención al cliente y manejo de caja (mínimo 1 año).</w:t>
       </w:r>
     </w:p>
     <w:p>
@@ -1994,7 +1776,7 @@
           <w:color w:val="111827"/>
           <w:sz w:val="20"/>
         </w:rPr>
-        <w:t>Riesgo de asalto o hurto al manejar caja (Protocolo de Reporte de Incidentes).</w:t>
+        <w:t>Manejo de sistemas de punto de venta (POS) y kárdex.</w:t>
       </w:r>
     </w:p>
     <w:p>
@@ -2021,7 +1803,7 @@
           <w:color w:val="111827"/>
           <w:sz w:val="20"/>
         </w:rPr>
-        <w:t>Caídas al mismo nivel por derrames o piso mojado.</w:t>
+        <w:t>Conocimientos de control de inventarios (FIFO, mermas, rotación).</w:t>
       </w:r>
     </w:p>
     <w:p>
@@ -2048,7 +1830,7 @@
           <w:color w:val="111827"/>
           <w:sz w:val="20"/>
         </w:rPr>
-        <w:t>Cortes o pinchazos con cajas, esquineros o cintas.</w:t>
+        <w:t>Conocimiento de productos para mascotas (alimentos, accesorios, higiene, antiparasitarios).</w:t>
       </w:r>
     </w:p>
     <w:p>
@@ -2075,14 +1857,516 @@
           <w:color w:val="111827"/>
           <w:sz w:val="20"/>
         </w:rPr>
-        <w:t>Químico por manipulación de productos de limpieza y antiparasitarios.</w:t>
+        <w:t>Capacidad para coordinar con proveedores y conciliar depósitos bancarios.</w:t>
       </w:r>
     </w:p>
     <w:p>
       <w:pPr>
-        <w:spacing w:before="160" w:after="120"/>
+        <w:spacing w:after="40" w:line="300" w:lineRule="auto"/>
+        <w:ind w:left="340" w:hanging="227"/>
+        <w:jc w:val="both"/>
+      </w:pPr>
+      <w:r>
+        <w:rPr>
+          <w:rFonts w:ascii="Calibri" w:hAnsi="Calibri" w:cs="Calibri"/>
+          <w:b/>
+          <w:i w:val="0"/>
+          <w:color w:val="0F766E"/>
+          <w:sz w:val="20"/>
+        </w:rPr>
+        <w:t xml:space="preserve">•  </w:t>
+      </w:r>
+      <w:r>
+        <w:rPr>
+          <w:rFonts w:ascii="Calibri" w:hAnsi="Calibri" w:cs="Calibri"/>
+          <w:b w:val="0"/>
+          <w:i w:val="0"/>
+          <w:color w:val="111827"/>
+          <w:sz w:val="20"/>
+        </w:rPr>
+        <w:t>Conocimientos básicos de normativas LOPCYMAT, LOTTT.</w:t>
+      </w:r>
+    </w:p>
+    <w:p>
+      <w:pPr>
+        <w:spacing w:after="80"/>
+      </w:pPr>
+    </w:p>
+    <w:p>
+      <w:pPr>
+        <w:spacing w:before="0" w:after="80" w:line="312" w:lineRule="auto"/>
+        <w:jc w:val="both"/>
+      </w:pPr>
+      <w:r>
+        <w:rPr>
+          <w:rFonts w:ascii="Calibri" w:hAnsi="Calibri" w:cs="Calibri"/>
+          <w:b/>
+          <w:i w:val="0"/>
+          <w:color w:val="0F766E"/>
+          <w:sz w:val="20"/>
+        </w:rPr>
+        <w:t>Competencias blandas / actitudinales:</w:t>
+      </w:r>
+    </w:p>
+    <w:p>
+      <w:pPr>
+        <w:spacing w:after="40" w:line="300" w:lineRule="auto"/>
+        <w:ind w:left="340" w:hanging="227"/>
+        <w:jc w:val="both"/>
+      </w:pPr>
+      <w:r>
+        <w:rPr>
+          <w:rFonts w:ascii="Calibri" w:hAnsi="Calibri" w:cs="Calibri"/>
+          <w:b/>
+          <w:i w:val="0"/>
+          <w:color w:val="0F766E"/>
+          <w:sz w:val="20"/>
+        </w:rPr>
+        <w:t xml:space="preserve">•  </w:t>
+      </w:r>
+      <w:r>
+        <w:rPr>
+          <w:rFonts w:ascii="Calibri" w:hAnsi="Calibri" w:cs="Calibri"/>
+          <w:b w:val="0"/>
+          <w:i w:val="0"/>
+          <w:color w:val="111827"/>
+          <w:sz w:val="20"/>
+        </w:rPr>
+        <w:t>Orientación comercial y al cliente.</w:t>
+      </w:r>
+    </w:p>
+    <w:p>
+      <w:pPr>
+        <w:spacing w:after="40" w:line="300" w:lineRule="auto"/>
+        <w:ind w:left="340" w:hanging="227"/>
+        <w:jc w:val="both"/>
+      </w:pPr>
+      <w:r>
+        <w:rPr>
+          <w:rFonts w:ascii="Calibri" w:hAnsi="Calibri" w:cs="Calibri"/>
+          <w:b/>
+          <w:i w:val="0"/>
+          <w:color w:val="0F766E"/>
+          <w:sz w:val="20"/>
+        </w:rPr>
+        <w:t xml:space="preserve">•  </w:t>
+      </w:r>
+      <w:r>
+        <w:rPr>
+          <w:rFonts w:ascii="Calibri" w:hAnsi="Calibri" w:cs="Calibri"/>
+          <w:b w:val="0"/>
+          <w:i w:val="0"/>
+          <w:color w:val="111827"/>
+          <w:sz w:val="20"/>
+        </w:rPr>
+        <w:t>Honestidad y transparencia en manejo de efectivo.</w:t>
+      </w:r>
+    </w:p>
+    <w:p>
+      <w:pPr>
+        <w:spacing w:after="40" w:line="300" w:lineRule="auto"/>
+        <w:ind w:left="340" w:hanging="227"/>
+        <w:jc w:val="both"/>
+      </w:pPr>
+      <w:r>
+        <w:rPr>
+          <w:rFonts w:ascii="Calibri" w:hAnsi="Calibri" w:cs="Calibri"/>
+          <w:b/>
+          <w:i w:val="0"/>
+          <w:color w:val="0F766E"/>
+          <w:sz w:val="20"/>
+        </w:rPr>
+        <w:t xml:space="preserve">•  </w:t>
+      </w:r>
+      <w:r>
+        <w:rPr>
+          <w:rFonts w:ascii="Calibri" w:hAnsi="Calibri" w:cs="Calibri"/>
+          <w:b w:val="0"/>
+          <w:i w:val="0"/>
+          <w:color w:val="111827"/>
+          <w:sz w:val="20"/>
+        </w:rPr>
+        <w:t>Capacidad de organización y orden.</w:t>
+      </w:r>
+    </w:p>
+    <w:p>
+      <w:pPr>
+        <w:spacing w:after="40" w:line="300" w:lineRule="auto"/>
+        <w:ind w:left="340" w:hanging="227"/>
+        <w:jc w:val="both"/>
+      </w:pPr>
+      <w:r>
+        <w:rPr>
+          <w:rFonts w:ascii="Calibri" w:hAnsi="Calibri" w:cs="Calibri"/>
+          <w:b/>
+          <w:i w:val="0"/>
+          <w:color w:val="0F766E"/>
+          <w:sz w:val="20"/>
+        </w:rPr>
+        <w:t xml:space="preserve">•  </w:t>
+      </w:r>
+      <w:r>
+        <w:rPr>
+          <w:rFonts w:ascii="Calibri" w:hAnsi="Calibri" w:cs="Calibri"/>
+          <w:b w:val="0"/>
+          <w:i w:val="0"/>
+          <w:color w:val="111827"/>
+          <w:sz w:val="20"/>
+        </w:rPr>
+        <w:t>Comunicación efectiva y resolución de quejas.</w:t>
+      </w:r>
+    </w:p>
+    <w:p>
+      <w:pPr>
+        <w:spacing w:after="40" w:line="300" w:lineRule="auto"/>
+        <w:ind w:left="340" w:hanging="227"/>
+        <w:jc w:val="both"/>
+      </w:pPr>
+      <w:r>
+        <w:rPr>
+          <w:rFonts w:ascii="Calibri" w:hAnsi="Calibri" w:cs="Calibri"/>
+          <w:b/>
+          <w:i w:val="0"/>
+          <w:color w:val="0F766E"/>
+          <w:sz w:val="20"/>
+        </w:rPr>
+        <w:t xml:space="preserve">•  </w:t>
+      </w:r>
+      <w:r>
+        <w:rPr>
+          <w:rFonts w:ascii="Calibri" w:hAnsi="Calibri" w:cs="Calibri"/>
+          <w:b w:val="0"/>
+          <w:i w:val="0"/>
+          <w:color w:val="111827"/>
+          <w:sz w:val="20"/>
+        </w:rPr>
+        <w:t>Trabajo en equipo y liderazgo básico.</w:t>
+      </w:r>
+    </w:p>
+    <w:p>
+      <w:pPr>
+        <w:spacing w:after="80"/>
+      </w:pPr>
+    </w:p>
+    <w:p>
+      <w:pPr>
+        <w:spacing w:before="0" w:after="80" w:line="312" w:lineRule="auto"/>
+        <w:jc w:val="both"/>
+      </w:pPr>
+      <w:r>
+        <w:rPr>
+          <w:rFonts w:ascii="Calibri" w:hAnsi="Calibri" w:cs="Calibri"/>
+          <w:b/>
+          <w:i w:val="0"/>
+          <w:color w:val="0F766E"/>
+          <w:sz w:val="20"/>
+        </w:rPr>
+        <w:t>Requisitos académicos y legales:</w:t>
+      </w:r>
+    </w:p>
+    <w:p>
+      <w:pPr>
+        <w:spacing w:after="40" w:line="300" w:lineRule="auto"/>
+        <w:ind w:left="340" w:hanging="227"/>
+        <w:jc w:val="both"/>
+      </w:pPr>
+      <w:r>
+        <w:rPr>
+          <w:rFonts w:ascii="Calibri" w:hAnsi="Calibri" w:cs="Calibri"/>
+          <w:b/>
+          <w:i w:val="0"/>
+          <w:color w:val="0F766E"/>
+          <w:sz w:val="20"/>
+        </w:rPr>
+        <w:t xml:space="preserve">•  </w:t>
+      </w:r>
+      <w:r>
+        <w:rPr>
+          <w:rFonts w:ascii="Calibri" w:hAnsi="Calibri" w:cs="Calibri"/>
+          <w:b w:val="0"/>
+          <w:i w:val="0"/>
+          <w:color w:val="111827"/>
+          <w:sz w:val="20"/>
+        </w:rPr>
+        <w:t>Cédula de identidad venezolana vigente.</w:t>
+      </w:r>
+    </w:p>
+    <w:p>
+      <w:pPr>
+        <w:spacing w:after="40" w:line="300" w:lineRule="auto"/>
+        <w:ind w:left="340" w:hanging="227"/>
+        <w:jc w:val="both"/>
+      </w:pPr>
+      <w:r>
+        <w:rPr>
+          <w:rFonts w:ascii="Calibri" w:hAnsi="Calibri" w:cs="Calibri"/>
+          <w:b/>
+          <w:i w:val="0"/>
+          <w:color w:val="0F766E"/>
+          <w:sz w:val="20"/>
+        </w:rPr>
+        <w:t xml:space="preserve">•  </w:t>
+      </w:r>
+      <w:r>
+        <w:rPr>
+          <w:rFonts w:ascii="Calibri" w:hAnsi="Calibri" w:cs="Calibri"/>
+          <w:b w:val="0"/>
+          <w:i w:val="0"/>
+          <w:color w:val="111827"/>
+          <w:sz w:val="20"/>
+        </w:rPr>
+        <w:t>Sin antecedentes penales.</w:t>
+      </w:r>
+    </w:p>
+    <w:p>
+      <w:pPr>
+        <w:spacing w:after="40" w:line="300" w:lineRule="auto"/>
+        <w:ind w:left="340" w:hanging="227"/>
+        <w:jc w:val="both"/>
+      </w:pPr>
+      <w:r>
+        <w:rPr>
+          <w:rFonts w:ascii="Calibri" w:hAnsi="Calibri" w:cs="Calibri"/>
+          <w:b/>
+          <w:i w:val="0"/>
+          <w:color w:val="0F766E"/>
+          <w:sz w:val="20"/>
+        </w:rPr>
+        <w:t xml:space="preserve">•  </w:t>
+      </w:r>
+      <w:r>
+        <w:rPr>
+          <w:rFonts w:ascii="Calibri" w:hAnsi="Calibri" w:cs="Calibri"/>
+          <w:b w:val="0"/>
+          <w:i w:val="0"/>
+          <w:color w:val="111827"/>
+          <w:sz w:val="20"/>
+        </w:rPr>
+        <w:t>Disponibilidad para trabajar fines de semana y feriados.</w:t>
+      </w:r>
+    </w:p>
+    <w:p>
+      <w:pPr>
+        <w:spacing w:after="40" w:line="300" w:lineRule="auto"/>
+        <w:ind w:left="340" w:hanging="227"/>
+        <w:jc w:val="both"/>
+      </w:pPr>
+      <w:r>
+        <w:rPr>
+          <w:rFonts w:ascii="Calibri" w:hAnsi="Calibri" w:cs="Calibri"/>
+          <w:b/>
+          <w:i w:val="0"/>
+          <w:color w:val="0F766E"/>
+          <w:sz w:val="20"/>
+        </w:rPr>
+        <w:t xml:space="preserve">•  </w:t>
+      </w:r>
+      <w:r>
+        <w:rPr>
+          <w:rFonts w:ascii="Calibri" w:hAnsi="Calibri" w:cs="Calibri"/>
+          <w:b w:val="0"/>
+          <w:i w:val="0"/>
+          <w:color w:val="111827"/>
+          <w:sz w:val="20"/>
+        </w:rPr>
+        <w:t>Experiencia mínima de 1 año en retail (preferible).</w:t>
+      </w:r>
+    </w:p>
+    <w:p>
+      <w:pPr>
+        <w:spacing w:after="160"/>
+      </w:pPr>
+    </w:p>
+    <w:p>
+      <w:pPr>
+        <w:keepNext/>
+        <w:spacing w:before="120" w:after="40"/>
+        <w:jc w:val="left"/>
+      </w:pPr>
+      <w:r>
+        <w:rPr>
+          <w:rFonts w:ascii="Calibri" w:hAnsi="Calibri" w:cs="Calibri"/>
+          <w:b/>
+          <w:i w:val="0"/>
+          <w:color w:val="0F766E"/>
+          <w:sz w:val="22"/>
+        </w:rPr>
+        <w:t>5. CONDICIONES DE TRABAJO Y RIESGOS</w:t>
+      </w:r>
+    </w:p>
+    <w:p>
+      <w:pPr>
+        <w:spacing w:before="0" w:after="80" w:line="312" w:lineRule="auto"/>
+        <w:jc w:val="both"/>
+      </w:pPr>
+      <w:r>
+        <w:rPr>
+          <w:rFonts w:ascii="Calibri" w:hAnsi="Calibri" w:cs="Calibri"/>
+          <w:b w:val="0"/>
+          <w:i w:val="0"/>
+          <w:sz w:val="20"/>
+        </w:rPr>
+        <w:t>El cargo se desempeña en condiciones que implican exposición a riesgos ocupacionales específicos, los cuales están detallados en la Notificación de Riesgos correspondiente, conforme al artículo 56 de la LOPCYMAT. Las condiciones generales son:</w:t>
+      </w:r>
+    </w:p>
+    <w:p>
+      <w:pPr>
+        <w:spacing w:after="40" w:line="300" w:lineRule="auto"/>
+        <w:ind w:left="340" w:hanging="227"/>
+        <w:jc w:val="both"/>
+      </w:pPr>
+      <w:r>
+        <w:rPr>
+          <w:rFonts w:ascii="Calibri" w:hAnsi="Calibri" w:cs="Calibri"/>
+          <w:b/>
+          <w:i w:val="0"/>
+          <w:color w:val="0F766E"/>
+          <w:sz w:val="20"/>
+        </w:rPr>
+        <w:t xml:space="preserve">•  </w:t>
+      </w:r>
+      <w:r>
+        <w:rPr>
+          <w:rFonts w:ascii="Calibri" w:hAnsi="Calibri" w:cs="Calibri"/>
+          <w:b/>
+          <w:i w:val="0"/>
+          <w:color w:val="111827"/>
+          <w:sz w:val="20"/>
+        </w:rPr>
+        <w:t xml:space="preserve">Lugar de trabajo:  </w:t>
+      </w:r>
+      <w:r>
+        <w:rPr>
+          <w:rFonts w:ascii="Calibri" w:hAnsi="Calibri" w:cs="Calibri"/>
+          <w:b w:val="0"/>
+          <w:i w:val="0"/>
+          <w:color w:val="111827"/>
+          <w:sz w:val="20"/>
+        </w:rPr>
+        <w:t>Tienda de mascotas ALIKA PETS, Av. Francisco de Miranda, Los Teques.</w:t>
+      </w:r>
+    </w:p>
+    <w:p>
+      <w:pPr>
+        <w:spacing w:after="40" w:line="300" w:lineRule="auto"/>
+        <w:ind w:left="340" w:hanging="227"/>
+        <w:jc w:val="both"/>
+      </w:pPr>
+      <w:r>
+        <w:rPr>
+          <w:rFonts w:ascii="Calibri" w:hAnsi="Calibri" w:cs="Calibri"/>
+          <w:b/>
+          <w:i w:val="0"/>
+          <w:color w:val="0F766E"/>
+          <w:sz w:val="20"/>
+        </w:rPr>
+        <w:t xml:space="preserve">•  </w:t>
+      </w:r>
+      <w:r>
+        <w:rPr>
+          <w:rFonts w:ascii="Calibri" w:hAnsi="Calibri" w:cs="Calibri"/>
+          <w:b/>
+          <w:i w:val="0"/>
+          <w:color w:val="111827"/>
+          <w:sz w:val="20"/>
+        </w:rPr>
+        <w:t xml:space="preserve">Jornada:  </w:t>
+      </w:r>
+      <w:r>
+        <w:rPr>
+          <w:rFonts w:ascii="Calibri" w:hAnsi="Calibri" w:cs="Calibri"/>
+          <w:b w:val="0"/>
+          <w:i w:val="0"/>
+          <w:color w:val="111827"/>
+          <w:sz w:val="20"/>
+        </w:rPr>
+        <w:t>Tiempo completo, 40 horas semanales, con turnos rotativos incluyendo fines de semana.</w:t>
+      </w:r>
+    </w:p>
+    <w:p>
+      <w:pPr>
+        <w:spacing w:after="40" w:line="300" w:lineRule="auto"/>
+        <w:ind w:left="340" w:hanging="227"/>
+        <w:jc w:val="both"/>
+      </w:pPr>
+      <w:r>
+        <w:rPr>
+          <w:rFonts w:ascii="Calibri" w:hAnsi="Calibri" w:cs="Calibri"/>
+          <w:b/>
+          <w:i w:val="0"/>
+          <w:color w:val="0F766E"/>
+          <w:sz w:val="20"/>
+        </w:rPr>
+        <w:t xml:space="preserve">•  </w:t>
+      </w:r>
+      <w:r>
+        <w:rPr>
+          <w:rFonts w:ascii="Calibri" w:hAnsi="Calibri" w:cs="Calibri"/>
+          <w:b/>
+          <w:i w:val="0"/>
+          <w:color w:val="111827"/>
+          <w:sz w:val="20"/>
+        </w:rPr>
+        <w:t xml:space="preserve">EPP obligatorio:  </w:t>
+      </w:r>
+      <w:r>
+        <w:rPr>
+          <w:rFonts w:ascii="Calibri" w:hAnsi="Calibri" w:cs="Calibri"/>
+          <w:b w:val="0"/>
+          <w:i w:val="0"/>
+          <w:color w:val="111827"/>
+          <w:sz w:val="20"/>
+        </w:rPr>
+        <w:t>Uniforme corporativo, calzado cerrado antideslizante; guantes de nitrilo para carga de mercancía y limpieza.</w:t>
+      </w:r>
+    </w:p>
+    <w:p>
+      <w:pPr>
+        <w:spacing w:after="40" w:line="300" w:lineRule="auto"/>
+        <w:ind w:left="340" w:hanging="227"/>
+        <w:jc w:val="both"/>
+      </w:pPr>
+      <w:r>
+        <w:rPr>
+          <w:rFonts w:ascii="Calibri" w:hAnsi="Calibri" w:cs="Calibri"/>
+          <w:b/>
+          <w:i w:val="0"/>
+          <w:color w:val="0F766E"/>
+          <w:sz w:val="20"/>
+        </w:rPr>
+        <w:t xml:space="preserve">•  </w:t>
+      </w:r>
+      <w:r>
+        <w:rPr>
+          <w:rFonts w:ascii="Calibri" w:hAnsi="Calibri" w:cs="Calibri"/>
+          <w:b/>
+          <w:i w:val="0"/>
+          <w:color w:val="111827"/>
+          <w:sz w:val="20"/>
+        </w:rPr>
+        <w:t xml:space="preserve">Riesgos principales:  </w:t>
+      </w:r>
+      <w:r>
+        <w:rPr>
+          <w:rFonts w:ascii="Calibri" w:hAnsi="Calibri" w:cs="Calibri"/>
+          <w:b w:val="0"/>
+          <w:i w:val="0"/>
+          <w:color w:val="111827"/>
+          <w:sz w:val="20"/>
+        </w:rPr>
+        <w:t>Trastornos musculoesqueléticos por bipedestación y carga de mercancía, caídas por cajas o suelos mojados, exposición a polvos y alérgenos, riesgo de asalto, exposición a productos de limpieza.</w:t>
+      </w:r>
+    </w:p>
+    <w:p>
+      <w:pPr>
+        <w:spacing w:after="160"/>
+      </w:pPr>
+    </w:p>
+    <w:p>
+      <w:pPr>
+        <w:spacing w:before="200" w:after="120"/>
         <w:pBdr>
-          <w:bottom w:val="single" w:sz="8" w:space="1" w:color="0F766E"/>
+          <w:bottom w:val="single" w:sz="6" w:space="1" w:color="0F766E"/>
         </w:pBdr>
       </w:pPr>
     </w:p>
@@ -2100,12 +2384,12 @@
           <w:color w:val="0F766E"/>
           <w:sz w:val="22"/>
         </w:rPr>
-        <w:t>CARTA DE RECEPCIÓN Y ACEPTACIÓN</w:t>
+        <w:t>CARTA DE RECEPCIÓN DE LA DESCRIPCIÓN DE CARGO</w:t>
       </w:r>
     </w:p>
     <w:p>
       <w:pPr>
-        <w:spacing w:before="0" w:after="80" w:line="312" w:lineRule="auto"/>
+        <w:spacing w:before="0" w:after="120" w:line="312" w:lineRule="auto"/>
         <w:jc w:val="both"/>
       </w:pPr>
       <w:r>
@@ -2115,7 +2399,7 @@
           <w:i w:val="0"/>
           <w:sz w:val="20"/>
         </w:rPr>
-        <w:t>Yo, _____________________________________________, titular de la cédula de identidad N° V-___________________, en mi condición de trabajador(a) de GRUPO CAVAL 1003, C.A. (ALIKA PETS), designado(a) para el cargo de ENCARGADO(A) DE TIENDA DE MASCOTAS, declaro por medio de la presente que:</w:t>
+        <w:t>Yo, _____________________________________________, titular de la cédula de identidad N° V-___________________, en mi condición de trabajador(a) de GRUPO CAVAL 1003, C.A. (ALIKA PETS), designado(a) para el cargo de ENCARGADO(A) DE TIENDA, declaro por medio de la presente que:</w:t>
       </w:r>
     </w:p>
     <w:p>
@@ -2152,7 +2436,7 @@
           <w:color w:val="111827"/>
           <w:sz w:val="20"/>
         </w:rPr>
-        <w:t>He recibido copia íntegra y legible del documento titulado «Descripción de Cargo — ENCARGADO(A) DE TIENDA DE MASCOTAS», así como las explicaciones verbales necesarias para su correcta comprensión.</w:t>
+        <w:t>He recibido copia íntegra y legible de la Descripción de Cargo correspondiente a mi posición, así como las explicaciones verbales necesarias para su correcta comprensión.</w:t>
       </w:r>
     </w:p>
     <w:p>
@@ -2189,7 +2473,7 @@
           <w:color w:val="111827"/>
           <w:sz w:val="20"/>
         </w:rPr>
-        <w:t>He leído en su totalidad el contenido del mencionado documento, comprendo mis funciones, responsabilidades, competencias y condiciones de trabajo, y me comprometo a cumplirlas fielmente durante toda la vigencia de mi relación laboral con la empresa.</w:t>
+        <w:t>He leído en su totalidad el contenido del mencionado documento, comprendo las funciones, deberes y responsabilidades asignadas a mi cargo, y me comprometo a cumplirlas fielmente durante toda la vigencia de mi relación laboral con la empresa.</w:t>
       </w:r>
     </w:p>
     <w:p>
@@ -2226,7 +2510,7 @@
           <w:color w:val="111827"/>
           <w:sz w:val="20"/>
         </w:rPr>
-        <w:t>Entiendo que el incumplimiento de las disposiciones aquí contenidas podrá dar lugar a las sanciones disciplinarias previstas en el Reglamento Interno de Trabajo y, según la gravedad, a la terminación de la relación laboral por causa justificada conforme al artículo 79 de la Ley Orgánica del Trabajo, los Trabajadores y las Trabajadoras (LOTTT).</w:t>
+        <w:t>Reconozco que las funciones aquí descritas me fueron suficientemente explicadas y notificadas por la empresa, conforme al artículo 26 de la Ley Orgánica del Trabajo, los Trabajadores y las Trabajadoras (LOTTT).</w:t>
       </w:r>
     </w:p>
     <w:p>
@@ -2263,7 +2547,7 @@
           <w:color w:val="111827"/>
           <w:sz w:val="20"/>
         </w:rPr>
-        <w:t>Acepto que la presente firma constituye prueba fehaciente de la entrega y recepción del documento, renunciando a alegar desconocimiento de su contenido.</w:t>
+        <w:t>Acepto que la presente firma constituye prueba fehaciente de la entrega y recepción del documento, renunciando a alegar desconocimiento de las funciones asignadas.</w:t>
       </w:r>
     </w:p>
     <w:p>
@@ -2513,7 +2797,7 @@
     <w:sectPr>
       <w:footerReference w:type="default" r:id="rId9"/>
       <w:pgSz w:w="11906" w:h="16838"/>
-      <w:pgMar w:top="1134" w:right="1134" w:bottom="1134" w:left="1134" w:header="720" w:footer="720" w:gutter="0"/>
+      <w:pgMar w:top="1020" w:right="1020" w:bottom="1020" w:left="1020" w:header="720" w:footer="720" w:gutter="0"/>
       <w:cols w:space="720"/>
       <w:docGrid w:linePitch="360"/>
     </w:sectPr>
@@ -2536,7 +2820,7 @@
         <w:color w:val="9098A8"/>
         <w:sz w:val="16"/>
       </w:rPr>
-      <w:t xml:space="preserve">ALIKA PETS  ·  Grupo Caval 1003, C.A.  ·  RIF J501662533  ·  Descripción Cargo — Encargado(a) de Tienda de Mascotas v3.0  ·  Página </w:t>
+      <w:t xml:space="preserve">ALIKA PETS  ·  Grupo Caval 1003, C.A.  ·  RIF J501662533  ·  Descripción Cargo — Encargado(a) de Tienda v3.2  ·  Página </w:t>
     </w:r>
     <w:r>
       <w:rPr>

--- a/03_DESCRIPCION_DE_CARGOS/03c_Funciones_Encargado_Tienda.docx
+++ b/03_DESCRIPCION_DE_CARGOS/03c_Funciones_Encargado_Tienda.docx
@@ -127,7 +127,7 @@
                 <w:color w:val="9098A8"/>
                 <w:sz w:val="16"/>
               </w:rPr>
-              <w:t>Versión 3.2  ·  RR.HH.</w:t>
+              <w:t>Versión 3.3  ·  RR.HH.</w:t>
             </w:r>
           </w:p>
         </w:tc>
@@ -924,7 +924,34 @@
           <w:color w:val="111827"/>
           <w:sz w:val="20"/>
         </w:rPr>
-        <w:t>Atender y escalar quejas o reclamos.</w:t>
+        <w:t>Atender y escalar quejas o reclamos al Gerente General.</w:t>
+      </w:r>
+    </w:p>
+    <w:p>
+      <w:pPr>
+        <w:spacing w:after="40" w:line="300" w:lineRule="auto"/>
+        <w:ind w:left="340" w:hanging="227"/>
+        <w:jc w:val="both"/>
+      </w:pPr>
+      <w:r>
+        <w:rPr>
+          <w:rFonts w:ascii="Calibri" w:hAnsi="Calibri" w:cs="Calibri"/>
+          <w:b/>
+          <w:i w:val="0"/>
+          <w:color w:val="0F766E"/>
+          <w:sz w:val="20"/>
+        </w:rPr>
+        <w:t xml:space="preserve">•  </w:t>
+      </w:r>
+      <w:r>
+        <w:rPr>
+          <w:rFonts w:ascii="Calibri" w:hAnsi="Calibri" w:cs="Calibri"/>
+          <w:b w:val="0"/>
+          <w:i w:val="0"/>
+          <w:color w:val="111827"/>
+          <w:sz w:val="20"/>
+        </w:rPr>
+        <w:t>Velar por la imagen corporativa de la tienda (uniforme, presentación personal, trato cordial).</w:t>
       </w:r>
     </w:p>
     <w:p>
@@ -1022,6 +1049,33 @@
           <w:color w:val="111827"/>
           <w:sz w:val="20"/>
         </w:rPr>
+        <w:t>Conciliar pagos móviles y transferencias bancarias con los reportes del sistema POS.</w:t>
+      </w:r>
+    </w:p>
+    <w:p>
+      <w:pPr>
+        <w:spacing w:after="40" w:line="300" w:lineRule="auto"/>
+        <w:ind w:left="340" w:hanging="227"/>
+        <w:jc w:val="both"/>
+      </w:pPr>
+      <w:r>
+        <w:rPr>
+          <w:rFonts w:ascii="Calibri" w:hAnsi="Calibri" w:cs="Calibri"/>
+          <w:b/>
+          <w:i w:val="0"/>
+          <w:color w:val="0F766E"/>
+          <w:sz w:val="20"/>
+        </w:rPr>
+        <w:t xml:space="preserve">•  </w:t>
+      </w:r>
+      <w:r>
+        <w:rPr>
+          <w:rFonts w:ascii="Calibri" w:hAnsi="Calibri" w:cs="Calibri"/>
+          <w:b w:val="0"/>
+          <w:i w:val="0"/>
+          <w:color w:val="111827"/>
+          <w:sz w:val="20"/>
+        </w:rPr>
         <w:t>Emitir facturas y comprobantes.</w:t>
       </w:r>
     </w:p>
@@ -1049,7 +1103,7 @@
           <w:color w:val="111827"/>
           <w:sz w:val="20"/>
         </w:rPr>
-        <w:t>Depósitos bancarios diarios y conciliación.</w:t>
+        <w:t>Realizar depósitos bancarios diarios y conciliación.</w:t>
       </w:r>
     </w:p>
     <w:p>
@@ -1103,7 +1157,7 @@
           <w:color w:val="111827"/>
           <w:sz w:val="20"/>
         </w:rPr>
-        <w:t>Reportar diferencias al Gerente.</w:t>
+        <w:t>Reportar diferencias o faltantes al Gerente General en un plazo máximo de 24 horas.</w:t>
       </w:r>
     </w:p>
     <w:p>
@@ -1174,7 +1228,7 @@
           <w:color w:val="111827"/>
           <w:sz w:val="20"/>
         </w:rPr>
-        <w:t>Conteos parciales semanales e inventario general mensual.</w:t>
+        <w:t>Realizar conteos parciales semanales e inventario general mensual.</w:t>
       </w:r>
     </w:p>
     <w:p>
@@ -1201,7 +1255,7 @@
           <w:color w:val="111827"/>
           <w:sz w:val="20"/>
         </w:rPr>
-        <w:t>Verificar fechas de vencimiento y rotación FIFO.</w:t>
+        <w:t>Verificar fechas de vencimiento y rotación FIFO (First In, First Out).</w:t>
       </w:r>
     </w:p>
     <w:p>
@@ -1228,7 +1282,7 @@
           <w:color w:val="111827"/>
           <w:sz w:val="20"/>
         </w:rPr>
-        <w:t>Coordinar recepción de mercancía con proveedores.</w:t>
+        <w:t>Coordinar recepción de mercancía con proveedores y verificar cantidades y estado.</w:t>
       </w:r>
     </w:p>
     <w:p>
@@ -1282,7 +1336,7 @@
           <w:color w:val="111827"/>
           <w:sz w:val="20"/>
         </w:rPr>
-        <w:t>Registrar entradas y salidas de mercancía.</w:t>
+        <w:t>Registrar entradas y salidas de mercancía en el sistema POS.</w:t>
       </w:r>
     </w:p>
     <w:p>
@@ -1309,7 +1363,7 @@
           <w:color w:val="111827"/>
           <w:sz w:val="20"/>
         </w:rPr>
-        <w:t>Comunicar niveles bajos de inventario.</w:t>
+        <w:t>Comunicar niveles bajos de inventario al Gerente General.</w:t>
       </w:r>
     </w:p>
     <w:p>
@@ -1337,6 +1391,60 @@
           <w:sz w:val="20"/>
         </w:rPr>
         <w:t>Participar en inventarios físicos mensuales.</w:t>
+      </w:r>
+    </w:p>
+    <w:p>
+      <w:pPr>
+        <w:spacing w:after="40" w:line="300" w:lineRule="auto"/>
+        <w:ind w:left="340" w:hanging="227"/>
+        <w:jc w:val="both"/>
+      </w:pPr>
+      <w:r>
+        <w:rPr>
+          <w:rFonts w:ascii="Calibri" w:hAnsi="Calibri" w:cs="Calibri"/>
+          <w:b/>
+          <w:i w:val="0"/>
+          <w:color w:val="0F766E"/>
+          <w:sz w:val="20"/>
+        </w:rPr>
+        <w:t xml:space="preserve">•  </w:t>
+      </w:r>
+      <w:r>
+        <w:rPr>
+          <w:rFonts w:ascii="Calibri" w:hAnsi="Calibri" w:cs="Calibri"/>
+          <w:b w:val="0"/>
+          <w:i w:val="0"/>
+          <w:color w:val="111827"/>
+          <w:sz w:val="20"/>
+        </w:rPr>
+        <w:t>Controlar y reportar mermas, daños, productos vencidos y devoluciones a proveedores.</w:t>
+      </w:r>
+    </w:p>
+    <w:p>
+      <w:pPr>
+        <w:spacing w:after="40" w:line="300" w:lineRule="auto"/>
+        <w:ind w:left="340" w:hanging="227"/>
+        <w:jc w:val="both"/>
+      </w:pPr>
+      <w:r>
+        <w:rPr>
+          <w:rFonts w:ascii="Calibri" w:hAnsi="Calibri" w:cs="Calibri"/>
+          <w:b/>
+          <w:i w:val="0"/>
+          <w:color w:val="0F766E"/>
+          <w:sz w:val="20"/>
+        </w:rPr>
+        <w:t xml:space="preserve">•  </w:t>
+      </w:r>
+      <w:r>
+        <w:rPr>
+          <w:rFonts w:ascii="Calibri" w:hAnsi="Calibri" w:cs="Calibri"/>
+          <w:b w:val="0"/>
+          <w:i w:val="0"/>
+          <w:color w:val="111827"/>
+          <w:sz w:val="20"/>
+        </w:rPr>
+        <w:t>Generar órdenes de compra y enviarlas a los proveedores según los niveles mínimos de stock.</w:t>
       </w:r>
     </w:p>
     <w:p>
@@ -1434,7 +1542,34 @@
           <w:color w:val="111827"/>
           <w:sz w:val="20"/>
         </w:rPr>
-        <w:t>Estibar, organizar y rotular productos.</w:t>
+        <w:t>Estibar, organizar y rotular productos conforme a las normas de almacenamiento.</w:t>
+      </w:r>
+    </w:p>
+    <w:p>
+      <w:pPr>
+        <w:spacing w:after="40" w:line="300" w:lineRule="auto"/>
+        <w:ind w:left="340" w:hanging="227"/>
+        <w:jc w:val="both"/>
+      </w:pPr>
+      <w:r>
+        <w:rPr>
+          <w:rFonts w:ascii="Calibri" w:hAnsi="Calibri" w:cs="Calibri"/>
+          <w:b/>
+          <w:i w:val="0"/>
+          <w:color w:val="0F766E"/>
+          <w:sz w:val="20"/>
+        </w:rPr>
+        <w:t xml:space="preserve">•  </w:t>
+      </w:r>
+      <w:r>
+        <w:rPr>
+          <w:rFonts w:ascii="Calibri" w:hAnsi="Calibri" w:cs="Calibri"/>
+          <w:b w:val="0"/>
+          <w:i w:val="0"/>
+          <w:color w:val="111827"/>
+          <w:sz w:val="20"/>
+        </w:rPr>
+        <w:t>Verificar que los productos perecederos (alimentos refrigerados, mascotas vivas si aplica) se almacenen conforme a las normas sanitarias.</w:t>
       </w:r>
     </w:p>
     <w:p>
@@ -1505,7 +1640,7 @@
           <w:color w:val="111827"/>
           <w:sz w:val="20"/>
         </w:rPr>
-        <w:t>Revisar funcionamiento de equipos.</w:t>
+        <w:t>Revisar funcionamiento de equipos (neveras, balanzas, POS, iluminación).</w:t>
       </w:r>
     </w:p>
     <w:p>
@@ -1532,7 +1667,7 @@
           <w:color w:val="111827"/>
           <w:sz w:val="20"/>
         </w:rPr>
-        <w:t>Revisar fechas de vencimiento.</w:t>
+        <w:t>Revisar fechas de vencimiento periódicamente.</w:t>
       </w:r>
     </w:p>
     <w:p>
@@ -1559,7 +1694,7 @@
           <w:color w:val="111827"/>
           <w:sz w:val="20"/>
         </w:rPr>
-        <w:t>Reportar fallas al Gerente.</w:t>
+        <w:t>Reportar fallas al Gerente General en un plazo máximo de 24 horas.</w:t>
       </w:r>
     </w:p>
     <w:p>
@@ -1603,7 +1738,7 @@
           <w:color w:val="111827"/>
           <w:sz w:val="20"/>
         </w:rPr>
-        <w:t>Cumplir y hacer cumplir políticas internas.</w:t>
+        <w:t>Cumplir y hacer cumplir las políticas internas de la empresa.</w:t>
       </w:r>
     </w:p>
     <w:p>
@@ -1630,7 +1765,7 @@
           <w:color w:val="111827"/>
           <w:sz w:val="20"/>
         </w:rPr>
-        <w:t>Aplicar procedimiento de reporte de incidentes.</w:t>
+        <w:t>Aplicar el procedimiento de reporte de incidentes conforme a la LOPCYMAT.</w:t>
       </w:r>
     </w:p>
     <w:p>
@@ -1657,7 +1792,7 @@
           <w:color w:val="111827"/>
           <w:sz w:val="20"/>
         </w:rPr>
-        <w:t>Velar por exhibición de precios y señalización.</w:t>
+        <w:t>Velar por la exhibición de precios y señalización.</w:t>
       </w:r>
     </w:p>
     <w:p>
@@ -1684,7 +1819,240 @@
           <w:color w:val="111827"/>
           <w:sz w:val="20"/>
         </w:rPr>
-        <w:t>Mantener confidencialidad de datos.</w:t>
+        <w:t>Mantener confidencialidad de datos de clientes, proveedores, márgenes y estrategias comerciales.</w:t>
+      </w:r>
+    </w:p>
+    <w:p>
+      <w:pPr>
+        <w:spacing w:after="40" w:line="300" w:lineRule="auto"/>
+        <w:ind w:left="340" w:hanging="227"/>
+        <w:jc w:val="both"/>
+      </w:pPr>
+      <w:r>
+        <w:rPr>
+          <w:rFonts w:ascii="Calibri" w:hAnsi="Calibri" w:cs="Calibri"/>
+          <w:b/>
+          <w:i w:val="0"/>
+          <w:color w:val="0F766E"/>
+          <w:sz w:val="20"/>
+        </w:rPr>
+        <w:t xml:space="preserve">•  </w:t>
+      </w:r>
+      <w:r>
+        <w:rPr>
+          <w:rFonts w:ascii="Calibri" w:hAnsi="Calibri" w:cs="Calibri"/>
+          <w:b w:val="0"/>
+          <w:i w:val="0"/>
+          <w:color w:val="111827"/>
+          <w:sz w:val="20"/>
+        </w:rPr>
+        <w:t>Cumplir las normas de higiene y manipulación de alimentos para mascotas.</w:t>
+      </w:r>
+    </w:p>
+    <w:p>
+      <w:pPr>
+        <w:spacing w:after="40" w:line="300" w:lineRule="auto"/>
+        <w:ind w:left="340" w:hanging="227"/>
+        <w:jc w:val="both"/>
+      </w:pPr>
+      <w:r>
+        <w:rPr>
+          <w:rFonts w:ascii="Calibri" w:hAnsi="Calibri" w:cs="Calibri"/>
+          <w:b/>
+          <w:i w:val="0"/>
+          <w:color w:val="0F766E"/>
+          <w:sz w:val="20"/>
+        </w:rPr>
+        <w:t xml:space="preserve">•  </w:t>
+      </w:r>
+      <w:r>
+        <w:rPr>
+          <w:rFonts w:ascii="Calibri" w:hAnsi="Calibri" w:cs="Calibri"/>
+          <w:b w:val="0"/>
+          <w:i w:val="0"/>
+          <w:color w:val="111827"/>
+          <w:sz w:val="20"/>
+        </w:rPr>
+        <w:t>Cumplir la política de precios, promociones y descuentos fijada por la Dirección.</w:t>
+      </w:r>
+    </w:p>
+    <w:p>
+      <w:pPr>
+        <w:spacing w:after="40" w:line="300" w:lineRule="auto"/>
+        <w:ind w:left="340" w:hanging="227"/>
+        <w:jc w:val="both"/>
+      </w:pPr>
+      <w:r>
+        <w:rPr>
+          <w:rFonts w:ascii="Calibri" w:hAnsi="Calibri" w:cs="Calibri"/>
+          <w:b/>
+          <w:i w:val="0"/>
+          <w:color w:val="0F766E"/>
+          <w:sz w:val="20"/>
+        </w:rPr>
+        <w:t xml:space="preserve">•  </w:t>
+      </w:r>
+      <w:r>
+        <w:rPr>
+          <w:rFonts w:ascii="Calibri" w:hAnsi="Calibri" w:cs="Calibri"/>
+          <w:b w:val="0"/>
+          <w:i w:val="0"/>
+          <w:color w:val="111827"/>
+          <w:sz w:val="20"/>
+        </w:rPr>
+        <w:t>Obtener autorización previa y por escrito de la Dirección para publicar en redes sociales cualquier contenido que involucre la tienda, productos, clientes o personal.</w:t>
+      </w:r>
+    </w:p>
+    <w:p>
+      <w:pPr>
+        <w:keepNext/>
+        <w:spacing w:before="120" w:after="40"/>
+        <w:jc w:val="left"/>
+      </w:pPr>
+      <w:r>
+        <w:rPr>
+          <w:rFonts w:ascii="Calibri" w:hAnsi="Calibri" w:cs="Calibri"/>
+          <w:b/>
+          <w:i w:val="0"/>
+          <w:color w:val="0F766E"/>
+          <w:sz w:val="20"/>
+        </w:rPr>
+        <w:t>▸ SEGURIDAD Y LOPCYMAT</w:t>
+      </w:r>
+    </w:p>
+    <w:p>
+      <w:pPr>
+        <w:spacing w:after="40" w:line="300" w:lineRule="auto"/>
+        <w:ind w:left="340" w:hanging="227"/>
+        <w:jc w:val="both"/>
+      </w:pPr>
+      <w:r>
+        <w:rPr>
+          <w:rFonts w:ascii="Calibri" w:hAnsi="Calibri" w:cs="Calibri"/>
+          <w:b/>
+          <w:i w:val="0"/>
+          <w:color w:val="0F766E"/>
+          <w:sz w:val="20"/>
+        </w:rPr>
+        <w:t xml:space="preserve">•  </w:t>
+      </w:r>
+      <w:r>
+        <w:rPr>
+          <w:rFonts w:ascii="Calibri" w:hAnsi="Calibri" w:cs="Calibri"/>
+          <w:b w:val="0"/>
+          <w:i w:val="0"/>
+          <w:color w:val="111827"/>
+          <w:sz w:val="20"/>
+        </w:rPr>
+        <w:t>Cumplir y hacer cumplir las normas de seguridad de la tienda.</w:t>
+      </w:r>
+    </w:p>
+    <w:p>
+      <w:pPr>
+        <w:spacing w:after="40" w:line="300" w:lineRule="auto"/>
+        <w:ind w:left="340" w:hanging="227"/>
+        <w:jc w:val="both"/>
+      </w:pPr>
+      <w:r>
+        <w:rPr>
+          <w:rFonts w:ascii="Calibri" w:hAnsi="Calibri" w:cs="Calibri"/>
+          <w:b/>
+          <w:i w:val="0"/>
+          <w:color w:val="0F766E"/>
+          <w:sz w:val="20"/>
+        </w:rPr>
+        <w:t xml:space="preserve">•  </w:t>
+      </w:r>
+      <w:r>
+        <w:rPr>
+          <w:rFonts w:ascii="Calibri" w:hAnsi="Calibri" w:cs="Calibri"/>
+          <w:b w:val="0"/>
+          <w:i w:val="0"/>
+          <w:color w:val="111827"/>
+          <w:sz w:val="20"/>
+        </w:rPr>
+        <w:t>Reportar incidentes de seguridad (robo, hurto, asalto, sospechas) al Gerente General.</w:t>
+      </w:r>
+    </w:p>
+    <w:p>
+      <w:pPr>
+        <w:spacing w:after="40" w:line="300" w:lineRule="auto"/>
+        <w:ind w:left="340" w:hanging="227"/>
+        <w:jc w:val="both"/>
+      </w:pPr>
+      <w:r>
+        <w:rPr>
+          <w:rFonts w:ascii="Calibri" w:hAnsi="Calibri" w:cs="Calibri"/>
+          <w:b/>
+          <w:i w:val="0"/>
+          <w:color w:val="0F766E"/>
+          <w:sz w:val="20"/>
+        </w:rPr>
+        <w:t xml:space="preserve">•  </w:t>
+      </w:r>
+      <w:r>
+        <w:rPr>
+          <w:rFonts w:ascii="Calibri" w:hAnsi="Calibri" w:cs="Calibri"/>
+          <w:b w:val="0"/>
+          <w:i w:val="0"/>
+          <w:color w:val="111827"/>
+          <w:sz w:val="20"/>
+        </w:rPr>
+        <w:t>Mantener el área de trabajo en condiciones seguras para clientes y personal.</w:t>
+      </w:r>
+    </w:p>
+    <w:p>
+      <w:pPr>
+        <w:spacing w:after="40" w:line="300" w:lineRule="auto"/>
+        <w:ind w:left="340" w:hanging="227"/>
+        <w:jc w:val="both"/>
+      </w:pPr>
+      <w:r>
+        <w:rPr>
+          <w:rFonts w:ascii="Calibri" w:hAnsi="Calibri" w:cs="Calibri"/>
+          <w:b/>
+          <w:i w:val="0"/>
+          <w:color w:val="0F766E"/>
+          <w:sz w:val="20"/>
+        </w:rPr>
+        <w:t xml:space="preserve">•  </w:t>
+      </w:r>
+      <w:r>
+        <w:rPr>
+          <w:rFonts w:ascii="Calibri" w:hAnsi="Calibri" w:cs="Calibri"/>
+          <w:b w:val="0"/>
+          <w:i w:val="0"/>
+          <w:color w:val="111827"/>
+          <w:sz w:val="20"/>
+        </w:rPr>
+        <w:t>Cumplir el protocolo de apertura y cierre del establecimiento.</w:t>
+      </w:r>
+    </w:p>
+    <w:p>
+      <w:pPr>
+        <w:spacing w:after="40" w:line="300" w:lineRule="auto"/>
+        <w:ind w:left="340" w:hanging="227"/>
+        <w:jc w:val="both"/>
+      </w:pPr>
+      <w:r>
+        <w:rPr>
+          <w:rFonts w:ascii="Calibri" w:hAnsi="Calibri" w:cs="Calibri"/>
+          <w:b/>
+          <w:i w:val="0"/>
+          <w:color w:val="0F766E"/>
+          <w:sz w:val="20"/>
+        </w:rPr>
+        <w:t xml:space="preserve">•  </w:t>
+      </w:r>
+      <w:r>
+        <w:rPr>
+          <w:rFonts w:ascii="Calibri" w:hAnsi="Calibri" w:cs="Calibri"/>
+          <w:b w:val="0"/>
+          <w:i w:val="0"/>
+          <w:color w:val="111827"/>
+          <w:sz w:val="20"/>
+        </w:rPr>
+        <w:t>Participar en las capacitaciones de seguridad y salud laboral.</w:t>
       </w:r>
     </w:p>
     <w:p>
@@ -1803,7 +2171,7 @@
           <w:color w:val="111827"/>
           <w:sz w:val="20"/>
         </w:rPr>
-        <w:t>Conocimientos de control de inventarios (FIFO, mermas, rotación).</w:t>
+        <w:t>Conocimientos de control de inventarios (FIFO, mermas, rotación, órdenes de compra).</w:t>
       </w:r>
     </w:p>
     <w:p>
@@ -2820,7 +3188,7 @@
         <w:color w:val="9098A8"/>
         <w:sz w:val="16"/>
       </w:rPr>
-      <w:t xml:space="preserve">ALIKA PETS  ·  Grupo Caval 1003, C.A.  ·  RIF J501662533  ·  Descripción Cargo — Encargado(a) de Tienda v3.2  ·  Página </w:t>
+      <w:t xml:space="preserve">ALIKA PETS  ·  Grupo Caval 1003, C.A.  ·  RIF J501662533  ·  Descripción Cargo — Encargado(a) de Tienda v3.3  ·  Página </w:t>
     </w:r>
     <w:r>
       <w:rPr>
